--- a/credit-risk-model-complete-project-guide.docx
+++ b/credit-risk-model-complete-project-guide.docx
@@ -52,7 +52,7 @@
         <w:rPr>
           <w:sz w:val="20"/>
         </w:rPr>
-        <w:t>Prepared from the generated 50-file project bundle</w:t>
+        <w:t>Prepared from the Credit_Risk_Model repository</w:t>
         <w:br/>
         <w:t>Version: 0.1.0 | Python 3.10+</w:t>
       </w:r>
@@ -82,7 +82,7 @@
     </w:p>
     <w:p>
       <w:r>
-        <w:t>Important status: this is an engineering scaffold, not a completed bank-grade validation framework. The code has a small test suite and passed 10 tests in the bundle-generation environment. That result confirms only the tested behaviours; it does not establish model performance, production readiness, PRA SS1/23 compliance, IFRS 9 compliance, or approval for regulatory capital use.</w:t>
+        <w:t>Important status: this is an engineering scaffold, not a completed bank-grade validation framework. The code has a small test suite of 10 tests, all of which pass locally. That result confirms only the tested behaviours; it does not establish model performance, production readiness, PRA SS1/23 compliance, IFRS 9 compliance, or approval for regulatory capital use.</w:t>
       </w:r>
     </w:p>
     <w:tbl>
@@ -292,7 +292,7 @@
                 <w:b w:val="0"/>
                 <w:sz w:val="16"/>
               </w:rPr>
-              <w:t>No. It can generate synthetic demonstration data or accept a user-supplied CSV.</w:t>
+              <w:t>Yes. loan_data_2015.csv (the LendingClub 2015 loan book, about 175 MB, stored with Git LFS) is in the repository root. The pipelines do not read it yet: by default they generate synthetic demonstration data or accept a user-supplied CSV with a binary target.</w:t>
             </w:r>
           </w:p>
         </w:tc>
@@ -313,7 +313,7 @@
                 <w:b w:val="0"/>
                 <w:sz w:val="16"/>
               </w:rPr>
-              <w:t>Does it include the original notebook from the reference repository?</w:t>
+              <w:t>Does it include the original exploratory notebook?</w:t>
             </w:r>
           </w:p>
         </w:tc>
@@ -332,7 +332,7 @@
                 <w:b w:val="0"/>
                 <w:sz w:val="16"/>
               </w:rPr>
-              <w:t>No. The original notebook could not be retrieved when the ZIP was assembled; the placeholder explicitly records this.</w:t>
+              <w:t>Yes. The original analysis is preserved at notebooks/Final.ipynb.</w:t>
             </w:r>
           </w:p>
         </w:tc>
@@ -1420,7 +1420,7 @@
                 <w:b w:val="0"/>
                 <w:sz w:val="16"/>
               </w:rPr>
-              <w:t>Location reserved for the source exploration notebook.</w:t>
+              <w:t>Original exploration notebook.</w:t>
             </w:r>
           </w:p>
         </w:tc>
@@ -1439,7 +1439,125 @@
                 <w:b w:val="0"/>
                 <w:sz w:val="16"/>
               </w:rPr>
-              <w:t>Only a README placeholder is included; no notebook was fabricated.</w:t>
+              <w:t>Final.ipynb holds the original exploratory analysis that preceded the modular package.</w:t>
+            </w:r>
+          </w:p>
+        </w:tc>
+      </w:tr>
+      <w:tr>
+        <w:tc>
+          <w:tcPr>
+            <w:tcW w:type="dxa" w:w="2232"/>
+          </w:tcPr>
+          <w:p>
+            <w:pPr>
+              <w:spacing w:after="20"/>
+            </w:pPr>
+            <w:r/>
+            <w:r>
+              <w:rPr>
+                <w:rFonts w:ascii="Aptos" w:hAnsi="Aptos"/>
+                <w:b w:val="0"/>
+                <w:sz w:val="16"/>
+              </w:rPr>
+              <w:t>loan_data_2015.csv</w:t>
+            </w:r>
+          </w:p>
+        </w:tc>
+        <w:tc>
+          <w:tcPr>
+            <w:tcW w:type="dxa" w:w="2880"/>
+          </w:tcPr>
+          <w:p>
+            <w:pPr>
+              <w:spacing w:after="20"/>
+            </w:pPr>
+            <w:r/>
+            <w:r>
+              <w:rPr>
+                <w:rFonts w:ascii="Aptos" w:hAnsi="Aptos"/>
+                <w:b w:val="0"/>
+                <w:sz w:val="16"/>
+              </w:rPr>
+              <w:t>Raw LendingClub 2015 loan data.</w:t>
+            </w:r>
+          </w:p>
+        </w:tc>
+        <w:tc>
+          <w:tcPr>
+            <w:tcW w:type="dxa" w:w="5256"/>
+          </w:tcPr>
+          <w:p>
+            <w:pPr>
+              <w:spacing w:after="20"/>
+            </w:pPr>
+            <w:r/>
+            <w:r>
+              <w:rPr>
+                <w:rFonts w:ascii="Aptos" w:hAnsi="Aptos"/>
+                <w:b w:val="0"/>
+                <w:sz w:val="16"/>
+              </w:rPr>
+              <w:t>Tracked with Git LFS (see .gitattributes). It has a multi-class loan_status column rather than a binary target, plus post-origination columns that must be removed before training.</w:t>
+            </w:r>
+          </w:p>
+        </w:tc>
+      </w:tr>
+      <w:tr>
+        <w:tc>
+          <w:tcPr>
+            <w:tcW w:type="dxa" w:w="2232"/>
+          </w:tcPr>
+          <w:p>
+            <w:pPr>
+              <w:spacing w:after="20"/>
+            </w:pPr>
+            <w:r/>
+            <w:r>
+              <w:rPr>
+                <w:rFonts w:ascii="Aptos" w:hAnsi="Aptos"/>
+                <w:b w:val="0"/>
+                <w:sz w:val="16"/>
+              </w:rPr>
+              <w:t>artifacts/</w:t>
+            </w:r>
+          </w:p>
+        </w:tc>
+        <w:tc>
+          <w:tcPr>
+            <w:tcW w:type="dxa" w:w="2880"/>
+          </w:tcPr>
+          <w:p>
+            <w:pPr>
+              <w:spacing w:after="20"/>
+            </w:pPr>
+            <w:r/>
+            <w:r>
+              <w:rPr>
+                <w:rFonts w:ascii="Aptos" w:hAnsi="Aptos"/>
+                <w:b w:val="0"/>
+                <w:sz w:val="16"/>
+              </w:rPr>
+              <w:t>Trained model output.</w:t>
+            </w:r>
+          </w:p>
+        </w:tc>
+        <w:tc>
+          <w:tcPr>
+            <w:tcW w:type="dxa" w:w="5256"/>
+          </w:tcPr>
+          <w:p>
+            <w:pPr>
+              <w:spacing w:after="20"/>
+            </w:pPr>
+            <w:r/>
+            <w:r>
+              <w:rPr>
+                <w:rFonts w:ascii="Aptos" w:hAnsi="Aptos"/>
+                <w:b w:val="0"/>
+                <w:sz w:val="16"/>
+              </w:rPr>
+              <w:t>champion.joblib and training_metrics.json are written by pipelines/train.py. They are currently committed to the repository.</w:t>
             </w:r>
           </w:p>
         </w:tc>
@@ -1637,7 +1755,7 @@
                 <w:b w:val="0"/>
                 <w:sz w:val="16"/>
               </w:rPr>
-              <w:t>MODEL_REFACTOR_PROMPT.md</w:t>
+              <w:t>setup_and_run.bat</w:t>
             </w:r>
           </w:p>
         </w:tc>
@@ -1656,7 +1774,7 @@
                 <w:b w:val="0"/>
                 <w:sz w:val="16"/>
               </w:rPr>
-              <w:t>Detailed follow-on engineering brief.</w:t>
+              <w:t>Windows one-click launcher.</w:t>
             </w:r>
           </w:p>
         </w:tc>
@@ -1675,7 +1793,7 @@
                 <w:b w:val="0"/>
                 <w:sz w:val="16"/>
               </w:rPr>
-              <w:t>Acceptance criteria for a more complete implementation and JD-aligned validation platform.</w:t>
+              <w:t>Creates the virtual environment, installs dependencies, trains and validates the champion, starts the API and runs smoke tests.</w:t>
             </w:r>
           </w:p>
         </w:tc>
@@ -1954,7 +2072,7 @@
     </w:p>
     <w:p>
       <w:r>
-        <w:t>If a custom target name is supplied, the pipeline renames it to target. Ensure the input contains the requested target and that the selected features do not include leakage variables. The synthetic data exists only to demonstrate mechanics; its metrics are not evidence about a real portfolio.</w:t>
+        <w:t>If a custom target name is supplied, the pipeline renames it to target. Ensure the input contains the requested target and that the selected features do not include leakage variables. The synthetic data exists only to demonstrate mechanics; its metrics are not evidence about a real portfolio. To train on loan_data_2015.csv, first derive a binary default flag from loan_status, exclude loans that are still current, and drop post-origination fields such as total_pymnt, recoveries and last_pymnt_d. Passing --target loan_status directly fails because that column has more than two classes.</w:t>
       </w:r>
     </w:p>
     <w:p>
@@ -3374,7 +3492,7 @@
     </w:p>
     <w:p>
       <w:r>
-        <w:t>The supplied CI workflow runs package installation, Ruff, and pytest for Python 3.10, 3.11, and 3.12. Local results can differ by platform and dependency versions. The previously executed test suite passed 10 tests in the bundle-generation environment.</w:t>
+        <w:t>The supplied CI workflow runs package installation, Ruff, and pytest for Python 3.10, 3.11, and 3.12. Local results can differ by platform and dependency versions. All 10 tests pass locally.</w:t>
       </w:r>
     </w:p>
     <w:p>
@@ -4180,7 +4298,7 @@
                 <w:b w:val="0"/>
                 <w:sz w:val="16"/>
               </w:rPr>
-              <w:t>Reference repository notebook and original data were not included.</w:t>
+              <w:t>The bundled loan data is not connected to the pipelines.</w:t>
             </w:r>
           </w:p>
         </w:tc>
@@ -4199,7 +4317,7 @@
                 <w:b w:val="0"/>
                 <w:sz w:val="16"/>
               </w:rPr>
-              <w:t>Retrieve and review the original repository's notebook, data dictionary, licensing, preprocessing, and baseline outputs; migrate the real work without fabricating missing analysis.</w:t>
+              <w:t>Add a preparation step for loan_data_2015.csv: define the default target from loan_status, exclude immature loans, drop post-origination leakage columns, and document the data licence and dictionary. Reconcile results with notebooks/Final.ipynb.</w:t>
             </w:r>
           </w:p>
         </w:tc>
@@ -4613,6 +4731,65 @@
                 <w:sz w:val="16"/>
               </w:rPr>
               <w:t>Add evidence tables, validation methodology, data/period coverage, metric definitions, charts, limitations, findings register, remediation evidence, reviewer sign-off, and export tests.</w:t>
+            </w:r>
+          </w:p>
+        </w:tc>
+      </w:tr>
+      <w:tr>
+        <w:tc>
+          <w:tcPr>
+            <w:tcW w:type="dxa" w:w="3360"/>
+          </w:tcPr>
+          <w:p>
+            <w:pPr>
+              <w:spacing w:after="20"/>
+            </w:pPr>
+            <w:r/>
+            <w:r>
+              <w:rPr>
+                <w:rFonts w:ascii="Aptos" w:hAnsi="Aptos"/>
+                <w:b w:val="0"/>
+                <w:sz w:val="16"/>
+              </w:rPr>
+              <w:t>P1</w:t>
+            </w:r>
+          </w:p>
+        </w:tc>
+        <w:tc>
+          <w:tcPr>
+            <w:tcW w:type="dxa" w:w="3360"/>
+          </w:tcPr>
+          <w:p>
+            <w:pPr>
+              <w:spacing w:after="20"/>
+            </w:pPr>
+            <w:r/>
+            <w:r>
+              <w:rPr>
+                <w:rFonts w:ascii="Aptos" w:hAnsi="Aptos"/>
+                <w:b w:val="0"/>
+                <w:sz w:val="16"/>
+              </w:rPr>
+              <w:t>Generated and local files are committed.</w:t>
+            </w:r>
+          </w:p>
+        </w:tc>
+        <w:tc>
+          <w:tcPr>
+            <w:tcW w:type="dxa" w:w="3360"/>
+          </w:tcPr>
+          <w:p>
+            <w:pPr>
+              <w:spacing w:after="20"/>
+            </w:pPr>
+            <w:r/>
+            <w:r>
+              <w:rPr>
+                <w:rFonts w:ascii="Aptos" w:hAnsi="Aptos"/>
+                <w:b w:val="0"/>
+                <w:sz w:val="16"/>
+              </w:rPr>
+              <w:t>Add a .gitignore covering __pycache__/, *.egg-info/, .venv/ and artifacts/, and remove those files from version control.</w:t>
             </w:r>
           </w:p>
         </w:tc>
@@ -5089,7 +5266,7 @@
                 <w:b w:val="0"/>
                 <w:sz w:val="16"/>
               </w:rPr>
-              <w:t>Regulatory considerations are called out in report template and README.</w:t>
+              <w:t>Regulatory considerations are called out in the report template.</w:t>
             </w:r>
           </w:p>
         </w:tc>
@@ -5210,47 +5387,7 @@
                 <w:b w:val="0"/>
                 <w:sz w:val="16"/>
               </w:rPr>
-              <w:t>Project scope, layout, quick start, validation scope, regulatory disclaimer.</w:t>
-            </w:r>
-          </w:p>
-        </w:tc>
-      </w:tr>
-      <w:tr>
-        <w:tc>
-          <w:tcPr>
-            <w:tcW w:type="dxa" w:w="5040"/>
-          </w:tcPr>
-          <w:p>
-            <w:pPr>
-              <w:spacing w:after="20"/>
-            </w:pPr>
-            <w:r/>
-            <w:r>
-              <w:rPr>
-                <w:rFonts w:ascii="Aptos" w:hAnsi="Aptos"/>
-                <w:b w:val="0"/>
-                <w:sz w:val="16"/>
-              </w:rPr>
-              <w:t>MODEL_REFACTOR_PROMPT.md</w:t>
-            </w:r>
-          </w:p>
-        </w:tc>
-        <w:tc>
-          <w:tcPr>
-            <w:tcW w:type="dxa" w:w="5040"/>
-          </w:tcPr>
-          <w:p>
-            <w:pPr>
-              <w:spacing w:after="20"/>
-            </w:pPr>
-            <w:r/>
-            <w:r>
-              <w:rPr>
-                <w:rFonts w:ascii="Aptos" w:hAnsi="Aptos"/>
-                <w:b w:val="0"/>
-                <w:sz w:val="16"/>
-              </w:rPr>
-              <w:t>Detailed future-development brief and acceptance criteria.</w:t>
+              <w:t>Project scope, layout, quick start, API reference, validation scope, disclaimer.</w:t>
             </w:r>
           </w:p>
         </w:tc>
@@ -5331,6 +5468,46 @@
                 <w:sz w:val="16"/>
               </w:rPr>
               <w:t>Core runtime and test packages.</w:t>
+            </w:r>
+          </w:p>
+        </w:tc>
+      </w:tr>
+      <w:tr>
+        <w:tc>
+          <w:tcPr>
+            <w:tcW w:type="dxa" w:w="5040"/>
+          </w:tcPr>
+          <w:p>
+            <w:pPr>
+              <w:spacing w:after="20"/>
+            </w:pPr>
+            <w:r/>
+            <w:r>
+              <w:rPr>
+                <w:rFonts w:ascii="Aptos" w:hAnsi="Aptos"/>
+                <w:b w:val="0"/>
+                <w:sz w:val="16"/>
+              </w:rPr>
+              <w:t>loan_data_2015.csv</w:t>
+            </w:r>
+          </w:p>
+        </w:tc>
+        <w:tc>
+          <w:tcPr>
+            <w:tcW w:type="dxa" w:w="5040"/>
+          </w:tcPr>
+          <w:p>
+            <w:pPr>
+              <w:spacing w:after="20"/>
+            </w:pPr>
+            <w:r/>
+            <w:r>
+              <w:rPr>
+                <w:rFonts w:ascii="Aptos" w:hAnsi="Aptos"/>
+                <w:b w:val="0"/>
+                <w:sz w:val="16"/>
+              </w:rPr>
+              <w:t>Raw LendingClub 2015 loan data (Git LFS).</w:t>
             </w:r>
           </w:p>
         </w:tc>
@@ -6351,7 +6528,7 @@
                 <w:b w:val="0"/>
                 <w:sz w:val="16"/>
               </w:rPr>
-              <w:t>notebooks/README.md</w:t>
+              <w:t>notebooks/Final.ipynb</w:t>
             </w:r>
           </w:p>
         </w:tc>
@@ -6370,7 +6547,47 @@
                 <w:b w:val="0"/>
                 <w:sz w:val="16"/>
               </w:rPr>
-              <w:t>Explains where the original notebook should be placed.</w:t>
+              <w:t>Original exploratory analysis.</w:t>
+            </w:r>
+          </w:p>
+        </w:tc>
+      </w:tr>
+      <w:tr>
+        <w:tc>
+          <w:tcPr>
+            <w:tcW w:type="dxa" w:w="5040"/>
+          </w:tcPr>
+          <w:p>
+            <w:pPr>
+              <w:spacing w:after="20"/>
+            </w:pPr>
+            <w:r/>
+            <w:r>
+              <w:rPr>
+                <w:rFonts w:ascii="Aptos" w:hAnsi="Aptos"/>
+                <w:b w:val="0"/>
+                <w:sz w:val="16"/>
+              </w:rPr>
+              <w:t>artifacts/</w:t>
+            </w:r>
+          </w:p>
+        </w:tc>
+        <w:tc>
+          <w:tcPr>
+            <w:tcW w:type="dxa" w:w="5040"/>
+          </w:tcPr>
+          <w:p>
+            <w:pPr>
+              <w:spacing w:after="20"/>
+            </w:pPr>
+            <w:r/>
+            <w:r>
+              <w:rPr>
+                <w:rFonts w:ascii="Aptos" w:hAnsi="Aptos"/>
+                <w:b w:val="0"/>
+                <w:sz w:val="16"/>
+              </w:rPr>
+              <w:t>Saved champion model and training metrics.</w:t>
             </w:r>
           </w:p>
         </w:tc>
@@ -6591,7 +6808,7 @@
                 <w:b w:val="0"/>
                 <w:sz w:val="16"/>
               </w:rPr>
-              <w:t>.gitignore</w:t>
+              <w:t>.gitattributes</w:t>
             </w:r>
           </w:p>
         </w:tc>
@@ -6610,7 +6827,47 @@
                 <w:b w:val="0"/>
                 <w:sz w:val="16"/>
               </w:rPr>
-              <w:t>Excludes generated environments, artifacts, caches, and local files.</w:t>
+              <w:t>Routes *.csv files through Git LFS. There is no .gitignore yet.</w:t>
+            </w:r>
+          </w:p>
+        </w:tc>
+      </w:tr>
+      <w:tr>
+        <w:tc>
+          <w:tcPr>
+            <w:tcW w:type="dxa" w:w="5040"/>
+          </w:tcPr>
+          <w:p>
+            <w:pPr>
+              <w:spacing w:after="20"/>
+            </w:pPr>
+            <w:r/>
+            <w:r>
+              <w:rPr>
+                <w:rFonts w:ascii="Aptos" w:hAnsi="Aptos"/>
+                <w:b w:val="0"/>
+                <w:sz w:val="16"/>
+              </w:rPr>
+              <w:t>setup_and_run.bat</w:t>
+            </w:r>
+          </w:p>
+        </w:tc>
+        <w:tc>
+          <w:tcPr>
+            <w:tcW w:type="dxa" w:w="5040"/>
+          </w:tcPr>
+          <w:p>
+            <w:pPr>
+              <w:spacing w:after="20"/>
+            </w:pPr>
+            <w:r/>
+            <w:r>
+              <w:rPr>
+                <w:rFonts w:ascii="Aptos" w:hAnsi="Aptos"/>
+                <w:b w:val="0"/>
+                <w:sz w:val="16"/>
+              </w:rPr>
+              <w:t>Windows launcher: set up, train, validate, serve and smoke-test.</w:t>
             </w:r>
           </w:p>
         </w:tc>
@@ -6707,12 +6964,12 @@
     </w:p>
     <w:p>
       <w:r>
-        <w:t>The repository is best viewed as a clean starting architecture for a credit-risk model-validation project. Its strongest value is separation of concerns and a repeatable skeleton for common validation tasks. Its current limitations are equally important: the original exploratory notebook/data are absent; some modules are illustrative utilities rather than a complete validated methodology; production controls are not implemented; and regulatory compliance cannot be inferred from the presence of metrics or report templates.</w:t>
+        <w:t>The repository is best viewed as a clean starting architecture for a credit-risk model-validation project. Its strongest value is separation of concerns and a repeatable skeleton for common validation tasks. Its current limitations are equally important: the bundled loan data is not yet connected to the pipelines; some modules are illustrative utilities rather than a complete validated methodology; production controls are not implemented; and regulatory compliance cannot be inferred from the presence of metrics or report templates.</w:t>
       </w:r>
     </w:p>
     <w:p>
       <w:r>
-        <w:t>For a credible portfolio or interview demonstration, add a real and properly licensed dataset, a documented target definition, a reproducible independent validation split, a completed report with interpreted findings, tests around model and data failure modes, and a clear explanation of what the model does not establish.</w:t>
+        <w:t>For a credible portfolio or interview demonstration, train on the bundled LendingClub data (after confirming its licence) with a documented target definition, a reproducible independent validation split, a completed report with interpreted findings, tests around model and data failure modes, and a clear explanation of what the model does not establish.</w:t>
       </w:r>
     </w:p>
     <w:sectPr>

--- a/credit-risk-model-complete-project-guide.docx
+++ b/credit-risk-model-complete-project-guide.docx
@@ -82,7 +82,7 @@
     </w:p>
     <w:p>
       <w:r>
-        <w:t>Important status: this is an engineering scaffold, not a completed bank-grade validation framework. The code has a small test suite of 10 tests, all of which pass locally. That result confirms only the tested behaviours; it does not establish model performance, production readiness, PRA SS1/23 compliance, IFRS 9 compliance, or approval for regulatory capital use.</w:t>
+        <w:t>Important status: this is an engineering demonstration, not a completed bank-grade validation framework. The test suite has 167 tests, all passing locally, including an end-to-end train → validate → monitor → API test. That confirms only the tested behaviours; it does not establish model performance on a real portfolio, production readiness, PRA SS1/23 compliance, IFRS 9 compliance, or approval for regulatory capital use.</w:t>
       </w:r>
     </w:p>
     <w:tbl>
@@ -292,7 +292,7 @@
                 <w:b w:val="0"/>
                 <w:sz w:val="16"/>
               </w:rPr>
-              <w:t>Yes. loan_data_2015.csv (the LendingClub 2015 loan book, about 175 MB, stored with Git LFS) is in the repository root. The pipelines do not read it yet: by default they generate synthetic demonstration data or accept a user-supplied CSV with a binary target.</w:t>
+              <w:t>Yes. loan_data_2015.csv (LendingClub 2015, 175 MB, Git LFS). The lending_club adapter turns it into a model-ready frame (bad = Charged Off/Default, good = Fully Paid, others excluded; post-origination columns denied). By default the pipelines use the canonical synthetic data.</w:t>
             </w:r>
           </w:p>
         </w:tc>
@@ -399,264 +399,50 @@
           <w:color w:val="202124"/>
           <w:sz w:val="16"/>
         </w:rPr>
-        <w:t>CSV / labelled data</w:t>
+        <w:t>Synthetic generator  or  CSV / loan_data_2015.csv (lending_club adapter)</w:t>
+        <w:br/>
+        <w:t xml:space="preserve">       |</w:t>
+        <w:br/>
+        <w:t xml:space="preserve">       v</w:t>
+        <w:br/>
+        <w:t>split_dataset: train / held-out test / out-of-time (by date)</w:t>
+        <w:br/>
+        <w:t xml:space="preserve">       |</w:t>
+        <w:br/>
+        <w:t xml:space="preserve">       +-------------------------------+</w:t>
+        <w:br/>
+        <w:t xml:space="preserve">       |                               |</w:t>
+        <w:br/>
+        <w:t xml:space="preserve">       v                               v</w:t>
+        <w:br/>
+        <w:t>Train champion + challenger      Validation suite (held-out rows only)</w:t>
+        <w:br/>
+        <w:t>metadata, feature list, hash     data review, implementation checks,</w:t>
+        <w:br/>
+        <w:t xml:space="preserve">       |                         discrimination, calibration, PSI/CSI,</w:t>
+        <w:br/>
+        <w:t xml:space="preserve">       v                         OOT, vintage, challenger, sensitivity</w:t>
+        <w:br/>
+        <w:t>Model inventory gate                    |</w:t>
+        <w:br/>
+        <w:t xml:space="preserve">       |                                v</w:t>
+        <w:br/>
+        <w:t xml:space="preserve">       v                         Jinja2 validation report (draft)</w:t>
+        <w:br/>
+        <w:t>FastAPI: /predict /health /model-card /audit/*</w:t>
+        <w:br/>
+        <w:t xml:space="preserve">       |</w:t>
+        <w:br/>
+        <w:t xml:space="preserve">       v</w:t>
+        <w:br/>
+        <w:t>Hash-chained audit trail (decisions, changes, monitoring)</w:t>
+        <w:br/>
+        <w:br/>
+        <w:t>Reference + current samples -&gt; CSI on model inputs, PSI on predicted PD, performance</w:t>
+        <w:br/>
+        <w:t xml:space="preserve">       -&gt; ok / investigate / escalate -&gt; exit code, report, change event</w:t>
       </w:r>
-      <w:r>
-        <w:br/>
-      </w:r>
-      <w:r>
-        <w:rPr>
-          <w:rFonts w:ascii="Consolas" w:hAnsi="Consolas"/>
-          <w:color w:val="202124"/>
-          <w:sz w:val="16"/>
-        </w:rPr>
-        <w:t xml:space="preserve">       |</w:t>
-      </w:r>
-      <w:r>
-        <w:br/>
-      </w:r>
-      <w:r>
-        <w:rPr>
-          <w:rFonts w:ascii="Consolas" w:hAnsi="Consolas"/>
-          <w:color w:val="202124"/>
-          <w:sz w:val="16"/>
-        </w:rPr>
-        <w:t xml:space="preserve">       v</w:t>
-      </w:r>
-      <w:r>
-        <w:br/>
-      </w:r>
-      <w:r>
-        <w:rPr>
-          <w:rFonts w:ascii="Consolas" w:hAnsi="Consolas"/>
-          <w:color w:val="202124"/>
-          <w:sz w:val="16"/>
-        </w:rPr>
-        <w:t>Data loader &amp; schema checks</w:t>
-      </w:r>
-      <w:r>
-        <w:br/>
-      </w:r>
-      <w:r>
-        <w:rPr>
-          <w:rFonts w:ascii="Consolas" w:hAnsi="Consolas"/>
-          <w:color w:val="202124"/>
-          <w:sz w:val="16"/>
-        </w:rPr>
-        <w:t xml:space="preserve">       |</w:t>
-      </w:r>
-      <w:r>
-        <w:br/>
-      </w:r>
-      <w:r>
-        <w:rPr>
-          <w:rFonts w:ascii="Consolas" w:hAnsi="Consolas"/>
-          <w:color w:val="202124"/>
-          <w:sz w:val="16"/>
-        </w:rPr>
-        <w:t xml:space="preserve">       +-------------------------------+</w:t>
-      </w:r>
-      <w:r>
-        <w:br/>
-      </w:r>
-      <w:r>
-        <w:rPr>
-          <w:rFonts w:ascii="Consolas" w:hAnsi="Consolas"/>
-          <w:color w:val="202124"/>
-          <w:sz w:val="16"/>
-        </w:rPr>
-        <w:t xml:space="preserve">       |                               |</w:t>
-      </w:r>
-      <w:r>
-        <w:br/>
-      </w:r>
-      <w:r>
-        <w:rPr>
-          <w:rFonts w:ascii="Consolas" w:hAnsi="Consolas"/>
-          <w:color w:val="202124"/>
-          <w:sz w:val="16"/>
-        </w:rPr>
-        <w:t xml:space="preserve">       v                               v</w:t>
-      </w:r>
-      <w:r>
-        <w:br/>
-      </w:r>
-      <w:r>
-        <w:rPr>
-          <w:rFonts w:ascii="Consolas" w:hAnsi="Consolas"/>
-          <w:color w:val="202124"/>
-          <w:sz w:val="16"/>
-        </w:rPr>
-        <w:t>Feature analysis                  Train champion model</w:t>
-      </w:r>
-      <w:r>
-        <w:br/>
-      </w:r>
-      <w:r>
-        <w:rPr>
-          <w:rFonts w:ascii="Consolas" w:hAnsi="Consolas"/>
-          <w:color w:val="202124"/>
-          <w:sz w:val="16"/>
-        </w:rPr>
-        <w:t>WoE / IV / score scaling          Logistic regression pipeline</w:t>
-      </w:r>
-      <w:r>
-        <w:br/>
-      </w:r>
-      <w:r>
-        <w:rPr>
-          <w:rFonts w:ascii="Consolas" w:hAnsi="Consolas"/>
-          <w:color w:val="202124"/>
-          <w:sz w:val="16"/>
-        </w:rPr>
-        <w:t xml:space="preserve">                                       |</w:t>
-      </w:r>
-      <w:r>
-        <w:br/>
-      </w:r>
-      <w:r>
-        <w:rPr>
-          <w:rFonts w:ascii="Consolas" w:hAnsi="Consolas"/>
-          <w:color w:val="202124"/>
-          <w:sz w:val="16"/>
-        </w:rPr>
-        <w:t xml:space="preserve">                                       v</w:t>
-      </w:r>
-      <w:r>
-        <w:br/>
-      </w:r>
-      <w:r>
-        <w:rPr>
-          <w:rFonts w:ascii="Consolas" w:hAnsi="Consolas"/>
-          <w:color w:val="202124"/>
-          <w:sz w:val="16"/>
-        </w:rPr>
-        <w:t xml:space="preserve">                                Saved model artifact</w:t>
-      </w:r>
-      <w:r>
-        <w:br/>
-      </w:r>
-      <w:r>
-        <w:rPr>
-          <w:rFonts w:ascii="Consolas" w:hAnsi="Consolas"/>
-          <w:color w:val="202124"/>
-          <w:sz w:val="16"/>
-        </w:rPr>
-        <w:t xml:space="preserve">                                       |</w:t>
-      </w:r>
-      <w:r>
-        <w:br/>
-      </w:r>
-      <w:r>
-        <w:rPr>
-          <w:rFonts w:ascii="Consolas" w:hAnsi="Consolas"/>
-          <w:color w:val="202124"/>
-          <w:sz w:val="16"/>
-        </w:rPr>
-        <w:t xml:space="preserve">                +----------------------+-------------------+</w:t>
-      </w:r>
-      <w:r>
-        <w:br/>
-      </w:r>
-      <w:r>
-        <w:rPr>
-          <w:rFonts w:ascii="Consolas" w:hAnsi="Consolas"/>
-          <w:color w:val="202124"/>
-          <w:sz w:val="16"/>
-        </w:rPr>
-        <w:t xml:space="preserve">                |                      |                   |</w:t>
-      </w:r>
-      <w:r>
-        <w:br/>
-      </w:r>
-      <w:r>
-        <w:rPr>
-          <w:rFonts w:ascii="Consolas" w:hAnsi="Consolas"/>
-          <w:color w:val="202124"/>
-          <w:sz w:val="16"/>
-        </w:rPr>
-        <w:t xml:space="preserve">                v                      v                   v</w:t>
-      </w:r>
-      <w:r>
-        <w:br/>
-      </w:r>
-      <w:r>
-        <w:rPr>
-          <w:rFonts w:ascii="Consolas" w:hAnsi="Consolas"/>
-          <w:color w:val="202124"/>
-          <w:sz w:val="16"/>
-        </w:rPr>
-        <w:t xml:space="preserve">        Validation pipeline       FastAPI scoring       Model registry</w:t>
-      </w:r>
-      <w:r>
-        <w:br/>
-      </w:r>
-      <w:r>
-        <w:rPr>
-          <w:rFonts w:ascii="Consolas" w:hAnsi="Consolas"/>
-          <w:color w:val="202124"/>
-          <w:sz w:val="16"/>
-        </w:rPr>
-        <w:t xml:space="preserve">        AUROC/Gini/KS             /predict              optional MLflow</w:t>
-      </w:r>
-      <w:r>
-        <w:br/>
-      </w:r>
-      <w:r>
-        <w:rPr>
-          <w:rFonts w:ascii="Consolas" w:hAnsi="Consolas"/>
-          <w:color w:val="202124"/>
-          <w:sz w:val="16"/>
-        </w:rPr>
-        <w:t xml:space="preserve">        Calibration               /health</w:t>
-      </w:r>
-      <w:r>
-        <w:br/>
-      </w:r>
-      <w:r>
-        <w:rPr>
-          <w:rFonts w:ascii="Consolas" w:hAnsi="Consolas"/>
-          <w:color w:val="202124"/>
-          <w:sz w:val="16"/>
-        </w:rPr>
-        <w:t xml:space="preserve">        OOT and stability         /model-card</w:t>
-      </w:r>
-      <w:r>
-        <w:br/>
-      </w:r>
-      <w:r>
-        <w:rPr>
-          <w:rFonts w:ascii="Consolas" w:hAnsi="Consolas"/>
-          <w:color w:val="202124"/>
-          <w:sz w:val="16"/>
-        </w:rPr>
-        <w:t xml:space="preserve">                |</w:t>
-      </w:r>
-      <w:r>
-        <w:br/>
-      </w:r>
-      <w:r>
-        <w:rPr>
-          <w:rFonts w:ascii="Consolas" w:hAnsi="Consolas"/>
-          <w:color w:val="202124"/>
-          <w:sz w:val="16"/>
-        </w:rPr>
-        <w:t xml:space="preserve">                v</w:t>
-      </w:r>
-      <w:r>
-        <w:br/>
-      </w:r>
-      <w:r>
-        <w:rPr>
-          <w:rFonts w:ascii="Consolas" w:hAnsi="Consolas"/>
-          <w:color w:val="202124"/>
-          <w:sz w:val="16"/>
-        </w:rPr>
-        <w:t xml:space="preserve">        Markdown validation report</w:t>
-      </w:r>
-      <w:r>
-        <w:br/>
-      </w:r>
+      <w:r/>
       <w:r>
         <w:rPr>
           <w:rFonts w:ascii="Consolas" w:hAnsi="Consolas"/>
@@ -664,49 +450,221 @@
           <w:sz w:val="16"/>
         </w:rPr>
       </w:r>
-      <w:r>
-        <w:br/>
-      </w:r>
+      <w:r/>
       <w:r>
         <w:rPr>
           <w:rFonts w:ascii="Consolas" w:hAnsi="Consolas"/>
           <w:color w:val="202124"/>
           <w:sz w:val="16"/>
         </w:rPr>
-        <w:t>Reference population + current population</w:t>
       </w:r>
-      <w:r>
-        <w:br/>
-      </w:r>
+      <w:r/>
       <w:r>
         <w:rPr>
           <w:rFonts w:ascii="Consolas" w:hAnsi="Consolas"/>
           <w:color w:val="202124"/>
           <w:sz w:val="16"/>
         </w:rPr>
-        <w:t xml:space="preserve">       |</w:t>
       </w:r>
-      <w:r>
-        <w:br/>
-      </w:r>
+      <w:r/>
       <w:r>
         <w:rPr>
           <w:rFonts w:ascii="Consolas" w:hAnsi="Consolas"/>
           <w:color w:val="202124"/>
           <w:sz w:val="16"/>
         </w:rPr>
-        <w:t xml:space="preserve">       v</w:t>
       </w:r>
-      <w:r>
-        <w:br/>
-      </w:r>
+      <w:r/>
       <w:r>
         <w:rPr>
           <w:rFonts w:ascii="Consolas" w:hAnsi="Consolas"/>
           <w:color w:val="202124"/>
           <w:sz w:val="16"/>
         </w:rPr>
-        <w:t>PSI/CSI drift calculation → warning/critical alert records → JSON output</w:t>
+      </w:r>
+      <w:r/>
+      <w:r>
+        <w:rPr>
+          <w:rFonts w:ascii="Consolas" w:hAnsi="Consolas"/>
+          <w:color w:val="202124"/>
+          <w:sz w:val="16"/>
+        </w:rPr>
+      </w:r>
+      <w:r/>
+      <w:r>
+        <w:rPr>
+          <w:rFonts w:ascii="Consolas" w:hAnsi="Consolas"/>
+          <w:color w:val="202124"/>
+          <w:sz w:val="16"/>
+        </w:rPr>
+      </w:r>
+      <w:r/>
+      <w:r>
+        <w:rPr>
+          <w:rFonts w:ascii="Consolas" w:hAnsi="Consolas"/>
+          <w:color w:val="202124"/>
+          <w:sz w:val="16"/>
+        </w:rPr>
+      </w:r>
+      <w:r/>
+      <w:r>
+        <w:rPr>
+          <w:rFonts w:ascii="Consolas" w:hAnsi="Consolas"/>
+          <w:color w:val="202124"/>
+          <w:sz w:val="16"/>
+        </w:rPr>
+      </w:r>
+      <w:r/>
+      <w:r>
+        <w:rPr>
+          <w:rFonts w:ascii="Consolas" w:hAnsi="Consolas"/>
+          <w:color w:val="202124"/>
+          <w:sz w:val="16"/>
+        </w:rPr>
+      </w:r>
+      <w:r/>
+      <w:r>
+        <w:rPr>
+          <w:rFonts w:ascii="Consolas" w:hAnsi="Consolas"/>
+          <w:color w:val="202124"/>
+          <w:sz w:val="16"/>
+        </w:rPr>
+      </w:r>
+      <w:r/>
+      <w:r>
+        <w:rPr>
+          <w:rFonts w:ascii="Consolas" w:hAnsi="Consolas"/>
+          <w:color w:val="202124"/>
+          <w:sz w:val="16"/>
+        </w:rPr>
+      </w:r>
+      <w:r/>
+      <w:r>
+        <w:rPr>
+          <w:rFonts w:ascii="Consolas" w:hAnsi="Consolas"/>
+          <w:color w:val="202124"/>
+          <w:sz w:val="16"/>
+        </w:rPr>
+      </w:r>
+      <w:r/>
+      <w:r>
+        <w:rPr>
+          <w:rFonts w:ascii="Consolas" w:hAnsi="Consolas"/>
+          <w:color w:val="202124"/>
+          <w:sz w:val="16"/>
+        </w:rPr>
+      </w:r>
+      <w:r/>
+      <w:r>
+        <w:rPr>
+          <w:rFonts w:ascii="Consolas" w:hAnsi="Consolas"/>
+          <w:color w:val="202124"/>
+          <w:sz w:val="16"/>
+        </w:rPr>
+      </w:r>
+      <w:r/>
+      <w:r>
+        <w:rPr>
+          <w:rFonts w:ascii="Consolas" w:hAnsi="Consolas"/>
+          <w:color w:val="202124"/>
+          <w:sz w:val="16"/>
+        </w:rPr>
+      </w:r>
+      <w:r/>
+      <w:r>
+        <w:rPr>
+          <w:rFonts w:ascii="Consolas" w:hAnsi="Consolas"/>
+          <w:color w:val="202124"/>
+          <w:sz w:val="16"/>
+        </w:rPr>
+      </w:r>
+      <w:r/>
+      <w:r>
+        <w:rPr>
+          <w:rFonts w:ascii="Consolas" w:hAnsi="Consolas"/>
+          <w:color w:val="202124"/>
+          <w:sz w:val="16"/>
+        </w:rPr>
+      </w:r>
+      <w:r/>
+      <w:r>
+        <w:rPr>
+          <w:rFonts w:ascii="Consolas" w:hAnsi="Consolas"/>
+          <w:color w:val="202124"/>
+          <w:sz w:val="16"/>
+        </w:rPr>
+      </w:r>
+      <w:r/>
+      <w:r>
+        <w:rPr>
+          <w:rFonts w:ascii="Consolas" w:hAnsi="Consolas"/>
+          <w:color w:val="202124"/>
+          <w:sz w:val="16"/>
+        </w:rPr>
+      </w:r>
+      <w:r/>
+      <w:r>
+        <w:rPr>
+          <w:rFonts w:ascii="Consolas" w:hAnsi="Consolas"/>
+          <w:color w:val="202124"/>
+          <w:sz w:val="16"/>
+        </w:rPr>
+      </w:r>
+      <w:r/>
+      <w:r>
+        <w:rPr>
+          <w:rFonts w:ascii="Consolas" w:hAnsi="Consolas"/>
+          <w:color w:val="202124"/>
+          <w:sz w:val="16"/>
+        </w:rPr>
+      </w:r>
+      <w:r/>
+      <w:r>
+        <w:rPr>
+          <w:rFonts w:ascii="Consolas" w:hAnsi="Consolas"/>
+          <w:color w:val="202124"/>
+          <w:sz w:val="16"/>
+        </w:rPr>
+      </w:r>
+      <w:r/>
+      <w:r>
+        <w:rPr>
+          <w:rFonts w:ascii="Consolas" w:hAnsi="Consolas"/>
+          <w:color w:val="202124"/>
+          <w:sz w:val="16"/>
+        </w:rPr>
+      </w:r>
+      <w:r/>
+      <w:r>
+        <w:rPr>
+          <w:rFonts w:ascii="Consolas" w:hAnsi="Consolas"/>
+          <w:color w:val="202124"/>
+          <w:sz w:val="16"/>
+        </w:rPr>
+      </w:r>
+      <w:r/>
+      <w:r>
+        <w:rPr>
+          <w:rFonts w:ascii="Consolas" w:hAnsi="Consolas"/>
+          <w:color w:val="202124"/>
+          <w:sz w:val="16"/>
+        </w:rPr>
+      </w:r>
+      <w:r/>
+      <w:r>
+        <w:rPr>
+          <w:rFonts w:ascii="Consolas" w:hAnsi="Consolas"/>
+          <w:color w:val="202124"/>
+          <w:sz w:val="16"/>
+        </w:rPr>
+      </w:r>
+      <w:r/>
+      <w:r>
+        <w:rPr>
+          <w:rFonts w:ascii="Consolas" w:hAnsi="Consolas"/>
+          <w:color w:val="202124"/>
+          <w:sz w:val="16"/>
+        </w:rPr>
       </w:r>
     </w:p>
     <w:p>
@@ -830,7 +788,7 @@
                 <w:b w:val="0"/>
                 <w:sz w:val="16"/>
               </w:rPr>
-              <w:t>Input loading and lightweight data contracts.</w:t>
+              <w:t>Data sources, loading and adaptation.</w:t>
             </w:r>
           </w:p>
         </w:tc>
@@ -849,7 +807,7 @@
                 <w:b w:val="0"/>
                 <w:sz w:val="16"/>
               </w:rPr>
-              <w:t>loader.py checks file existence, empty input, target presence when requested, and duplicate columns. schema.py defines Pydantic request/response examples.</w:t>
+              <w:t>synthetic.py (canonical generator), loader.py (CSV checks incl. raw duplicate headers), loan_data_adapter.py (LendingClub), sources.py (chooses the source for pipelines).</w:t>
             </w:r>
           </w:p>
         </w:tc>
@@ -908,7 +866,7 @@
                 <w:b w:val="0"/>
                 <w:sz w:val="16"/>
               </w:rPr>
-              <w:t>woe_binning.py calculates Weight of Evidence (WoE), Information Value (IV), and a simple monotonicity flag. scorecard.py maps PD to a score using points-to-double-odds (PDO).</w:t>
+              <w:t>woe_binning.py (WoE/IV in numeric bin order; monotonicity for numeric only), scorecard.py (PDO: higher PD, lower score).</w:t>
             </w:r>
           </w:p>
         </w:tc>
@@ -948,7 +906,7 @@
                 <w:b w:val="0"/>
                 <w:sz w:val="16"/>
               </w:rPr>
-              <w:t>Model fitting, inference, persistence, and optional registry integration.</w:t>
+              <w:t>Model fitting, contract, persistence, registry.</w:t>
             </w:r>
           </w:p>
         </w:tc>
@@ -967,7 +925,7 @@
                 <w:b w:val="0"/>
                 <w:sz w:val="16"/>
               </w:rPr>
-              <w:t>champion.py builds a preprocessing + logistic regression pipeline. challenger.py builds a tree-based alternative. registry.py provides a minimal optional MLflow adapter.</w:t>
+              <w:t>champion.py (unweighted logistic regression + metadata), challenger.py (histgb default), contract.py (strict feature contract), registry.py (MLflow aliases).</w:t>
             </w:r>
           </w:p>
         </w:tc>
@@ -1007,7 +965,7 @@
                 <w:b w:val="0"/>
                 <w:sz w:val="16"/>
               </w:rPr>
-              <w:t>Quantitative model validation methods.</w:t>
+              <w:t>Quantitative validation.</w:t>
             </w:r>
           </w:p>
         </w:tc>
@@ -1026,7 +984,7 @@
                 <w:b w:val="0"/>
                 <w:sz w:val="16"/>
               </w:rPr>
-              <w:t>discrimination.py; calibration.py; stability.py; oot.py; challenger_bench.py.</w:t>
+              <w:t>discrimination, calibration, stability, oot, vintage, challenger_bench, suite (shared split and the full validation run).</w:t>
             </w:r>
           </w:p>
         </w:tc>
@@ -1066,7 +1024,7 @@
                 <w:b w:val="0"/>
                 <w:sz w:val="16"/>
               </w:rPr>
-              <w:t>Population drift summaries and alert records.</w:t>
+              <w:t>Drift and performance monitoring.</w:t>
             </w:r>
           </w:p>
         </w:tc>
@@ -1085,7 +1043,7 @@
                 <w:b w:val="0"/>
                 <w:sz w:val="16"/>
               </w:rPr>
-              <w:t>drift.py calculates feature-level PSI-style metrics; alerts.py converts non-normal metrics into alert objects.</w:t>
+              <w:t>drift.py (ok / investigate / escalate), alerts.py, report.py (summary JSON, CSV, Markdown).</w:t>
             </w:r>
           </w:p>
         </w:tc>
@@ -1125,7 +1083,7 @@
                 <w:b w:val="0"/>
                 <w:sz w:val="16"/>
               </w:rPr>
-              <w:t>Governance metadata and report output.</w:t>
+              <w:t>Governance records and reporting.</w:t>
             </w:r>
           </w:p>
         </w:tc>
@@ -1144,7 +1102,66 @@
                 <w:b w:val="0"/>
                 <w:sz w:val="16"/>
               </w:rPr>
-              <w:t>inventory.py defines a model inventory record and illustrative risk-tier heuristic. report_builder.py renders a Markdown report and optional PDF.</w:t>
+              <w:t>inventory.py (strict schema, serving gate), pma.py (adjustment register), audit.py (hash-chained store), report_builder.py (Jinja2), pdf_export.py.</w:t>
+            </w:r>
+          </w:p>
+        </w:tc>
+      </w:tr>
+      <w:tr>
+        <w:tc>
+          <w:tcPr>
+            <w:tcW w:type="dxa" w:w="2232"/>
+          </w:tcPr>
+          <w:p>
+            <w:pPr>
+              <w:spacing w:after="20"/>
+            </w:pPr>
+            <w:r/>
+            <w:r>
+              <w:rPr>
+                <w:rFonts w:ascii="Aptos" w:hAnsi="Aptos"/>
+                <w:b w:val="0"/>
+                <w:sz w:val="16"/>
+              </w:rPr>
+              <w:t>governance/</w:t>
+            </w:r>
+          </w:p>
+        </w:tc>
+        <w:tc>
+          <w:tcPr>
+            <w:tcW w:type="dxa" w:w="2880"/>
+          </w:tcPr>
+          <w:p>
+            <w:pPr>
+              <w:spacing w:after="20"/>
+            </w:pPr>
+            <w:r/>
+            <w:r>
+              <w:rPr>
+                <w:rFonts w:ascii="Aptos" w:hAnsi="Aptos"/>
+                <w:b w:val="0"/>
+                <w:sz w:val="16"/>
+              </w:rPr>
+              <w:t>Governance records.</w:t>
+            </w:r>
+          </w:p>
+        </w:tc>
+        <w:tc>
+          <w:tcPr>
+            <w:tcW w:type="dxa" w:w="5256"/>
+          </w:tcPr>
+          <w:p>
+            <w:pPr>
+              <w:spacing w:after="20"/>
+            </w:pPr>
+            <w:r/>
+            <w:r>
+              <w:rPr>
+                <w:rFonts w:ascii="Aptos" w:hAnsi="Aptos"/>
+                <w:b w:val="0"/>
+                <w:sz w:val="16"/>
+              </w:rPr>
+              <w:t>model_inventory.yaml, pma_log.csv (plain CSV, not LFS), audit_trail/ (JSONL, git-ignored).</w:t>
             </w:r>
           </w:p>
         </w:tc>
@@ -1203,7 +1220,7 @@
                 <w:b w:val="0"/>
                 <w:sz w:val="16"/>
               </w:rPr>
-              <w:t>main.py exposes /health, /model-card, /predict. schemas.py defines payloads. model_loader.py loads a local artifact. logging_middleware.py records request metadata.</w:t>
+              <w:t>main.py (/health, /model-card, /predict, error handlers), model_loader.py, schemas.py, security.py, logging_middleware.py, routers/audit.py (/audit/*).</w:t>
             </w:r>
           </w:p>
         </w:tc>
@@ -1262,7 +1279,7 @@
                 <w:b w:val="0"/>
                 <w:sz w:val="16"/>
               </w:rPr>
-              <w:t>train.py trains and saves the champion. validate.py calculates metrics and writes a report. monitor.py compares reference/current feature CSVs and writes JSON alerts.</w:t>
+              <w:t>train.py (champion + challenger + metadata), validate.py (held-out validation report), monitor.py (CSI, score PSI, performance; exit codes).</w:t>
             </w:r>
           </w:p>
         </w:tc>
@@ -1302,7 +1319,7 @@
                 <w:b w:val="0"/>
                 <w:sz w:val="16"/>
               </w:rPr>
-              <w:t>Example report output and templates.</w:t>
+              <w:t>Report template.</w:t>
             </w:r>
           </w:p>
         </w:tc>
@@ -1321,7 +1338,7 @@
                 <w:b w:val="0"/>
                 <w:sz w:val="16"/>
               </w:rPr>
-              <w:t>validation_report.md is a starter placeholder; templates/validation_report.md.j2 defines report sections.</w:t>
+              <w:t>templates/validation_report.md.j2 is the only template; generated reports are not committed.</w:t>
             </w:r>
           </w:p>
         </w:tc>
@@ -1361,7 +1378,7 @@
                 <w:b w:val="0"/>
                 <w:sz w:val="16"/>
               </w:rPr>
-              <w:t>Regression tests for selected behaviours.</w:t>
+              <w:t>Regression and end-to-end tests.</w:t>
             </w:r>
           </w:p>
         </w:tc>
@@ -1380,7 +1397,7 @@
                 <w:b w:val="0"/>
                 <w:sz w:val="16"/>
               </w:rPr>
-              <w:t>API health/model card, discrimination, stability, WoE/IV, score direction, calibration, and chronological split.</w:t>
+              <w:t>Every gap-analysis fix has a test; test_pipelines_e2e.py runs train → validate → monitor → API.</w:t>
             </w:r>
           </w:p>
         </w:tc>
@@ -1420,7 +1437,7 @@
                 <w:b w:val="0"/>
                 <w:sz w:val="16"/>
               </w:rPr>
-              <w:t>Original exploration notebook.</w:t>
+              <w:t>Original notebook and its review.</w:t>
             </w:r>
           </w:p>
         </w:tc>
@@ -1439,7 +1456,7 @@
                 <w:b w:val="0"/>
                 <w:sz w:val="16"/>
               </w:rPr>
-              <w:t>Final.ipynb holds the original exploratory analysis that preceded the modular package.</w:t>
+              <w:t>Final.ipynb (unchanged) and README.md listing its known flaws.</w:t>
             </w:r>
           </w:p>
         </w:tc>
@@ -1498,7 +1515,7 @@
                 <w:b w:val="0"/>
                 <w:sz w:val="16"/>
               </w:rPr>
-              <w:t>Tracked with Git LFS (see .gitattributes). It has a multi-class loan_status column rather than a binary target, plus post-origination columns that must be removed before training.</w:t>
+              <w:t>Git LFS. Used through the lending_club adapter (explicit target, post-origination deny-list).</w:t>
             </w:r>
           </w:p>
         </w:tc>
@@ -1538,7 +1555,7 @@
                 <w:b w:val="0"/>
                 <w:sz w:val="16"/>
               </w:rPr>
-              <w:t>Trained model output.</w:t>
+              <w:t>Trained model output (generated).</w:t>
             </w:r>
           </w:p>
         </w:tc>
@@ -1557,7 +1574,7 @@
                 <w:b w:val="0"/>
                 <w:sz w:val="16"/>
               </w:rPr>
-              <w:t>champion.joblib and training_metrics.json are written by pipelines/train.py. They are currently committed to the repository.</w:t>
+              <w:t>champion.joblib, challenger.joblib, feature_list.json, training_metadata.json, training_metrics.json; git-ignored.</w:t>
             </w:r>
           </w:p>
         </w:tc>
@@ -1597,7 +1614,7 @@
                 <w:b w:val="0"/>
                 <w:sz w:val="16"/>
               </w:rPr>
-              <w:t>Continuous integration on pushes and pull requests.</w:t>
+              <w:t>CI, CD and nightly monitoring.</w:t>
             </w:r>
           </w:p>
         </w:tc>
@@ -1616,7 +1633,7 @@
                 <w:b w:val="0"/>
                 <w:sz w:val="16"/>
               </w:rPr>
-              <w:t>Installs package, runs Ruff and pytest on Python 3.10, 3.11, and 3.12.</w:t>
+              <w:t>ci.yml (lint, tests, pipeline and Docker smoke tests), cd.yml (publish to GHCR), monitoring.yml (nightly demo).</w:t>
             </w:r>
           </w:p>
         </w:tc>
@@ -1656,7 +1673,7 @@
                 <w:b w:val="0"/>
                 <w:sz w:val="16"/>
               </w:rPr>
-              <w:t>Container packaging and local API orchestration.</w:t>
+              <w:t>Container packaging.</w:t>
             </w:r>
           </w:p>
         </w:tc>
@@ -1675,7 +1692,7 @@
                 <w:b w:val="0"/>
                 <w:sz w:val="16"/>
               </w:rPr>
-              <w:t>Compose mounts ./artifacts read-only; a model artifact must exist at the configured path for predictions.</w:t>
+              <w:t>Non-root image that trains the demo model; HEALTHCHECK; audit trail in a named volume.</w:t>
             </w:r>
           </w:p>
         </w:tc>
@@ -1715,7 +1732,7 @@
                 <w:b w:val="0"/>
                 <w:sz w:val="16"/>
               </w:rPr>
-              <w:t>Package metadata and dependencies.</w:t>
+              <w:t>Dependencies.</w:t>
             </w:r>
           </w:p>
         </w:tc>
@@ -1734,7 +1751,7 @@
                 <w:b w:val="0"/>
                 <w:sz w:val="16"/>
               </w:rPr>
-              <w:t>Optional extras cover dev tools, MLflow registry, PDF reporting, monitoring integrations, and challengers.</w:t>
+              <w:t>pyproject.toml is the single source; requirements.txt installs the project from it.</w:t>
             </w:r>
           </w:p>
         </w:tc>
@@ -1798,6 +1815,65 @@
           </w:p>
         </w:tc>
       </w:tr>
+      <w:tr>
+        <w:tc>
+          <w:tcPr>
+            <w:tcW w:type="dxa" w:w="2232"/>
+          </w:tcPr>
+          <w:p>
+            <w:pPr>
+              <w:spacing w:after="20"/>
+            </w:pPr>
+            <w:r/>
+            <w:r>
+              <w:rPr>
+                <w:rFonts w:ascii="Aptos" w:hAnsi="Aptos"/>
+                <w:b w:val="0"/>
+                <w:sz w:val="16"/>
+              </w:rPr>
+              <w:t>docs/, scripts/</w:t>
+            </w:r>
+          </w:p>
+        </w:tc>
+        <w:tc>
+          <w:tcPr>
+            <w:tcW w:type="dxa" w:w="2880"/>
+          </w:tcPr>
+          <w:p>
+            <w:pPr>
+              <w:spacing w:after="20"/>
+            </w:pPr>
+            <w:r/>
+            <w:r>
+              <w:rPr>
+                <w:rFonts w:ascii="Aptos" w:hAnsi="Aptos"/>
+                <w:b w:val="0"/>
+                <w:sz w:val="16"/>
+              </w:rPr>
+              <w:t>Documentation and helper scripts.</w:t>
+            </w:r>
+          </w:p>
+        </w:tc>
+        <w:tc>
+          <w:tcPr>
+            <w:tcW w:type="dxa" w:w="5256"/>
+          </w:tcPr>
+          <w:p>
+            <w:pPr>
+              <w:spacing w:after="20"/>
+            </w:pPr>
+            <w:r/>
+            <w:r>
+              <w:rPr>
+                <w:rFonts w:ascii="Aptos" w:hAnsi="Aptos"/>
+                <w:b w:val="0"/>
+                <w:sz w:val="16"/>
+              </w:rPr>
+              <w:t>GOVERNANCE, AUDIT_TRAIL, MONITORING, CI_CD, DATA; generate_synthetic.py, smoke_test.py.</w:t>
+            </w:r>
+          </w:p>
+        </w:tc>
+      </w:tr>
     </w:tbl>
     <w:p/>
     <w:p>
@@ -1818,7 +1894,7 @@
     </w:p>
     <w:p>
       <w:r>
-        <w:t>src/credit_risk_model/data/loader.py contains load_csv(path, target=None). It verifies that the path exists, the file is not empty, a requested target column is present, and column names are unique. It returns a pandas DataFrame.</w:t>
+        <w:t>src/credit_risk_model/data/loader.py contains load_csv(path, target=None). It checks that the file exists and is not empty, that a requested target column is present, and that the raw header has no duplicate column names (checked before pandas renames duplicates). data/synthetic.py is the single synthetic generator; data/loan_data_adapter.py adapts the LendingClub file; data/sources.py chooses between them for the pipelines.</w:t>
       </w:r>
     </w:p>
     <w:p>
@@ -1836,7 +1912,7 @@
     </w:p>
     <w:p>
       <w:r>
-        <w:t>data/schema.py defines a minimal LoanRecord, PredictionRequest, and PredictionResponse. Extra fields are allowed to keep the examples flexible. The HTTP API has its own equivalent request/response schemas in api/schemas.py. Before production, consolidate these contracts and define a versioned feature dictionary.</w:t>
+        <w:t>The scoring contract is enforced by models/contract.py: every trained feature is required, unexpected features are rejected, numeric features must be finite numbers and categorical features non-empty strings. Error messages name features only and never echo values. api/schemas.py adds request-level limits (feature names, item count, request_id format).</w:t>
       </w:r>
     </w:p>
     <w:p>
@@ -1901,7 +1977,7 @@
     </w:p>
     <w:p>
       <w:r>
-        <w:t>woe_binning.py groups numeric values into quantile bins (or uses string levels for categorical data), counts good/bad outcomes, applies smoothing to avoid zero-frequency log problems, and computes WoE and IV contributions. It also reports whether observed bad rates across the produced bins are monotonic.</w:t>
+        <w:t>woe_binning.py groups numeric values into quantile bins kept in numeric order (an earlier version sorted bins as text and misreported monotonicity), counts good/bad outcomes, applies smoothing, and computes WoE and IV. Monotonicity is reported for numeric features only; for categorical features it is None. The validation report uses it for a univariate review; the champion does not use WoE-transformed inputs.</w:t>
       </w:r>
     </w:p>
     <w:p>
@@ -1984,7 +2060,7 @@
         <w:spacing w:after="40"/>
       </w:pPr>
       <w:r>
-        <w:t>class_weight='balanced' is enabled. This changes the effective training objective and should be considered when interpreting probability calibration.</w:t>
+        <w:t>class_weight is None by default, so predicted probabilities stay usable as PDs. 'balanced' is available as an explicit option but inflates PDs roughly in proportion to the class imbalance (a test demonstrates this). The setting is recorded in the model metadata.</w:t>
       </w:r>
     </w:p>
     <w:p>
@@ -1993,7 +2069,7 @@
         <w:spacing w:after="40"/>
       </w:pPr>
       <w:r>
-        <w:t>Inference reindexes inputs to the training feature names. Missing columns may become missing values and extra columns are ignored; production systems should generally validate this explicitly rather than silently accept unexpected feature sets.</w:t>
+        <w:t>Inference enforces the feature contract: missing features raise an error instead of being imputed, unexpected features are rejected, and types are checked before scikit-learn sees the data. Metadata records seed, class weight, data fingerprint, library versions, feature list and model version.</w:t>
       </w:r>
     </w:p>
     <w:p>
@@ -2002,7 +2078,7 @@
         <w:spacing w:after="40"/>
       </w:pPr>
       <w:r>
-        <w:t>joblib is used to save/load the object. Treat model artifacts as trusted executable inputs and restrict where they can be obtained from.</w:t>
+        <w:t>joblib is used to save/load the object. Artefacts are pickles: load only artefacts you built. The API can refuse an artefact whose SHA-256 differs from MODEL_SHA256 or the inventory's artifact_sha256, and refuses one whose recorded version differs from the inventory.</w:t>
       </w:r>
     </w:p>
     <w:p>
@@ -2015,7 +2091,7 @@
     </w:p>
     <w:p>
       <w:r>
-        <w:t>models/challenger.py builds a preprocessing pipeline with a RandomForestClassifier by default. Optional algorithm choices are XGBoost and LightGBM, which require the corresponding extras. The challenger module is a building block; the current train pipeline does not automatically train, register, and compare a challenger end-to-end.</w:t>
+        <w:t>models/challenger.py builds HistGradientBoosting by default; random_forest, xgboost and lightgbm are explicit options (the last two need the challengers extra and fail clearly without it). Training is unweighted unless class_weight is given. pipelines/train.py trains the challenger and the validation report compares it with the champion on the same held-out cohort.</w:t>
       </w:r>
     </w:p>
     <w:p>
@@ -2028,7 +2104,7 @@
     </w:p>
     <w:p>
       <w:r>
-        <w:t>models/registry.py wraps a small subset of MLflow registry operations: retrieve a latest model version and transition a version to a stage. MLflow is an optional dependency. This is not a full registry lifecycle: experiment tracking, artefact lineage, approval workflow, rollback, aliases, access controls, and environment promotion still need implementation.</w:t>
+        <w:t>models/registry.py uses MLflow model version aliases (set_alias, version_for_alias) in place of the deprecated stage transitions; the tracking URI comes from MLFLOW_TRACKING_URI. It is tested with a mocked client only. Experiment tracking, lineage, approval workflow and promotion are not implemented.</w:t>
       </w:r>
     </w:p>
     <w:p>
@@ -2041,7 +2117,7 @@
     </w:p>
     <w:p>
       <w:r>
-        <w:t>pipelines/train.py can generate deterministic synthetic data or load a supplied CSV. It performs a stratified random train/test split, fits the champion, calculates holdout AUROC, saves artifacts/champion.joblib, and writes artifacts/training_metrics.json.</w:t>
+        <w:t>pipelines/train.py uses synthetic data (20,000 rows by default) or a CSV, optionally through the lending_club adapter. With a date column, the latest 20% of applications form an out-of-time sample and the rest is split stratified into train/test. It writes champion.joblib, challenger.joblib, feature_list.json, training_metadata.json and training_metrics.json, and records a model_trained change event.</w:t>
       </w:r>
     </w:p>
     <w:p>
@@ -2057,22 +2133,23 @@
           <w:sz w:val="16"/>
         </w:rPr>
         <w:t>python pipelines/train.py</w:t>
+        <w:br/>
+        <w:t>python pipelines/train.py --data loan_data_2015.csv --adapter lending_club</w:t>
+        <w:br/>
+        <w:t>python pipelines/train.py --data data/loans.csv --target default_flag --date-column issue_date</w:t>
       </w:r>
-      <w:r>
-        <w:br/>
-      </w:r>
+      <w:r/>
       <w:r>
         <w:rPr>
           <w:rFonts w:ascii="Consolas" w:hAnsi="Consolas"/>
           <w:color w:val="202124"/>
           <w:sz w:val="16"/>
         </w:rPr>
-        <w:t>python pipelines/train.py --data data/loans.csv --target default_flag --output-dir artifacts</w:t>
       </w:r>
     </w:p>
     <w:p>
       <w:r>
-        <w:t>If a custom target name is supplied, the pipeline renames it to target. Ensure the input contains the requested target and that the selected features do not include leakage variables. The synthetic data exists only to demonstrate mechanics; its metrics are not evidence about a real portfolio. To train on loan_data_2015.csv, first derive a binary default flag from loan_status, exclude loans that are still current, and drop post-origination fields such as total_pymnt, recoveries and last_pymnt_d. Passing --target loan_status directly fails because that column has more than two classes.</w:t>
+        <w:t>If a custom target name is supplied, the pipeline renames it to target. The lending_club adapter defines the target explicitly and applies a post-origination deny-list, so --target loan_status is no longer needed. The synthetic data exists only to demonstrate mechanics; its metrics are not evidence about a real portfolio.</w:t>
       </w:r>
     </w:p>
     <w:p>
@@ -2417,7 +2494,7 @@
     </w:p>
     <w:p>
       <w:r>
-        <w:t>validation/calibration.py calculates Brier score, log loss, a Hosmer–Lemeshow-style grouped statistic, and reliability-table data (observed default rate versus mean predicted PD by probability group). Lower Brier/log loss generally indicates better probabilistic accuracy.</w:t>
+        <w:t>validation/calibration.py calculates Brier score, log loss, calibration-in-the-large (mean predicted PD, observed default rate and their ratio), a Hosmer–Lemeshow-style grouped statistic and reliability-table data. Lower Brier/log loss generally indicates better probabilistic accuracy.</w:t>
       </w:r>
     </w:p>
     <w:p>
@@ -2435,7 +2512,7 @@
     </w:p>
     <w:p>
       <w:r>
-        <w:t>validation/stability.py calculates Population Stability Index (PSI) for a reference versus current distribution. csi_by_feature applies that calculation to every shared feature and labels the resulting dictionary CSI-style. monitoring/drift.py classifies values using default thresholds of 0.10 for warning and 0.25 for critical.</w:t>
+        <w:t>validation/stability.py calculates PSI. Continuous features use reference-quantile bins; binary, low-cardinality (≤ 20 levels) and categorical features use category proportions, so a 0/1 feature shifting from 15% to 60% is detected (an earlier version returned 0). Levels everywhere are ok / investigate / escalate, with defaults 0.10 and 0.25 set in .env.</w:t>
       </w:r>
     </w:p>
     <w:p>
@@ -2466,7 +2543,7 @@
     </w:p>
     <w:p>
       <w:r>
-        <w:t>These thresholds are configurable examples, not universal policy. Numeric bins are derived from reference quantiles. Categorical values use the union of observed levels. PSI is sensitive to binning and sample size; a high PSI is an investigation trigger, not proof that model performance has degraded.</w:t>
+        <w:t>These thresholds are configurable examples, not universal policy. PSI is sensitive to binning and sample size; a high PSI is an investigation trigger, not proof that model performance has degraded.</w:t>
       </w:r>
     </w:p>
     <w:p>
@@ -2479,7 +2556,7 @@
     </w:p>
     <w:p>
       <w:r>
-        <w:t>validation/oot.py sorts observations by a supplied date field and uses the later portion as a temporal test sample. It reports row count, AUROC, Brier score, and the test date range. OOT evaluation is usually more realistic than random splitting for credit risk because it can expose temporal drift.</w:t>
+        <w:t>validation/oot.py sorts by date (unsorted input is fine, missing dates are rejected) and cuts on a date boundary so no date is in both samples. evaluate_oot works with the project's ChampionModel and with scikit-learn models, and reports 'not assessed' with a reason when a window has only one outcome class. validation/vintage.py reports quarterly cohorts.</w:t>
       </w:r>
     </w:p>
     <w:p>
@@ -2520,34 +2597,32 @@
           <w:color w:val="202124"/>
           <w:sz w:val="16"/>
         </w:rPr>
-        <w:t>python pipelines/validate.py --model artifacts/champion.joblib</w:t>
+        <w:t>python pipelines/validate.py</w:t>
+        <w:br/>
+        <w:t>python pipelines/validate.py --data loan_data_2015.csv --adapter lending_club</w:t>
+        <w:br/>
+        <w:t>python pipelines/validate.py --export-pdf reports/validation_report.pdf</w:t>
       </w:r>
-      <w:r>
-        <w:br/>
-      </w:r>
+      <w:r/>
       <w:r>
         <w:rPr>
           <w:rFonts w:ascii="Consolas" w:hAnsi="Consolas"/>
           <w:color w:val="202124"/>
           <w:sz w:val="16"/>
         </w:rPr>
-        <w:t>python pipelines/validate.py --data data/holdout.csv --target target \</w:t>
       </w:r>
-      <w:r>
-        <w:br/>
-      </w:r>
+      <w:r/>
       <w:r>
         <w:rPr>
           <w:rFonts w:ascii="Consolas" w:hAnsi="Consolas"/>
           <w:color w:val="202124"/>
           <w:sz w:val="16"/>
         </w:rPr>
-        <w:t xml:space="preserve">  --model artifacts/champion.joblib --report reports/validation_report.md</w:t>
       </w:r>
     </w:p>
     <w:p>
       <w:r>
-        <w:t>The validation script loads the model, predicts on the selected labelled data, calculates discrimination and calibration, and renders a Markdown report. Without --data, it uses generated demo data. For a real validation, supply an appropriate independent dataset and verify that it was not used to train or tune the model.</w:t>
+        <w:t>validate.py rebuilds the training split from the model's metadata and scores only held-out test and OOT rows; without --data it regenerates the synthetic data and checks its fingerprint against training. validation/suite.py runs data review, implementation checks, discrimination with bootstrap CI, calibration, PSI/CSI, OOT, vintage, champion–challenger, sensitivity and a WoE/IV review, then lists automated findings and the areas not assessed. The report comes from reports/templates/validation_report.md.j2 only and ends with sign-off placeholders.</w:t>
       </w:r>
     </w:p>
     <w:p>
@@ -2560,7 +2635,7 @@
     </w:p>
     <w:p>
       <w:r>
-        <w:t>pipelines/monitor.py compares a reference feature CSV with a current feature CSV. It calls drift_summary, converts non-normal results into alert records, and writes a JSON output (default reports/drift_summary.json).</w:t>
+        <w:t>pipelines/monitor.py compares reference and current samples on the champion's input features only (never the target), computes PSI on predicted PD and, when both samples have labels, the AUROC drop. It fails with exit code 3 if a model feature is missing. Exit codes: 0 ok, 1 investigate, 2 escalate.</w:t>
       </w:r>
     </w:p>
     <w:p>
@@ -2575,23 +2650,20 @@
           <w:color w:val="202124"/>
           <w:sz w:val="16"/>
         </w:rPr>
-        <w:t>python pipelines/monitor.py --reference data/reference.csv --current data/current.csv \</w:t>
+        <w:t>python pipelines/monitor.py --reference data/reference.csv --current data/current.csv</w:t>
       </w:r>
-      <w:r>
-        <w:br/>
-      </w:r>
+      <w:r/>
       <w:r>
         <w:rPr>
           <w:rFonts w:ascii="Consolas" w:hAnsi="Consolas"/>
           <w:color w:val="202124"/>
           <w:sz w:val="16"/>
         </w:rPr>
-        <w:t xml:space="preserve">  --model-name credit-risk-champion --output reports/drift_summary.json</w:t>
       </w:r>
     </w:p>
     <w:p>
       <w:r>
-        <w:t>The alert records contain severity, model name, feature name, PSI, and an optional run ID. alerts.py does not send email, Slack, PagerDuty, or incident tickets; integrating notification channels and ownership/escalation rules is future work.</w:t>
+        <w:t>Outputs: artifacts/monitoring/monitoring_summary.json and psi_csi_metrics.csv, reports/monitoring_report.md, reports/drift_summary.json, a monitoring audit record and a monitoring_alert change event when the level is not ok. Nothing sends email or tickets; the nightly workflow opens a GitHub issue only on escalate.</w:t>
       </w:r>
     </w:p>
     <w:p>
@@ -2609,7 +2681,7 @@
         <w:spacing w:after="40"/>
       </w:pPr>
       <w:r>
-        <w:t>The current monitor checks feature distribution shift, not target drift or realised model performance.</w:t>
+        <w:t>Performance is monitored when labels are available (AUROC drop thresholds 0.03 / 0.05); label maturity and calibration drift are not yet handled.</w:t>
       </w:r>
     </w:p>
     <w:p>
@@ -2639,7 +2711,7 @@
     </w:p>
     <w:p>
       <w:r>
-        <w:t>governance/inventory.py defines a ModelInventoryRecord with model ID, name, owner, purpose, type, status, risk tier, version, limitations, and last validation date. assign_risk_tier is a transparent illustrative heuristic based on impact, complexity, and reliance inputs. It must be replaced with the institution's approved materiality and model-tiering policy.</w:t>
+        <w:t>governance/model_inventory.yaml is the register, validated strictly by governance/inventory.py (unknown fields rejected). Entries carry status, approval, review and last validation dates, risk tier with rationale, intended use, limitations, use restrictions and findings with severity, owner, due date and closure evidence. can_serve() gates the API. The earlier ModelInventoryRecord and assign_risk_tier code was removed. The shipped champion entry is active with approval fields left in place on the owner's instruction; it has only been evaluated on synthetic data.</w:t>
       </w:r>
     </w:p>
     <w:p>
@@ -2652,7 +2724,7 @@
     </w:p>
     <w:p>
       <w:r>
-        <w:t>governance/report_builder.py renders a report template containing model purpose, validation date/status, executive summary, quantitative results, findings/remediation, limitations, and governance/regulatory considerations. Optional PDF conversion uses Markdown and WeasyPrint when the pdf extra is installed.</w:t>
+        <w:t>governance/report_builder.py renders the Jinja2 template with formatted tables (no raw Python structures). governance/pdf_export.py converts it to PDF with WeasyPrint when the pdf extra is installed. governance/pma.py is a post-model adjustment register (type, direction, magnitude, unit, rationale, effective/review/expiry dates, owner, approver, approval state, evidence) with expiry and overdue-review checks. governance/audit.py is a hash-chained audit store with verify and prune commands.</w:t>
       </w:r>
     </w:p>
     <w:p>
@@ -2728,7 +2800,7 @@
     </w:p>
     <w:p>
       <w:r>
-        <w:t>api/main.py creates a FastAPI application with three endpoints. It uses a cached local model loader, converts the predicted PD to an illustrative score, and returns a model version string.</w:t>
+        <w:t>api/main.py exposes /health, /model-card, /predict and the token-protected /audit/* endpoints. The model loader caches only successful loads (a model trained after start-up becomes available without a restart) and re-reads the inventory when it changes.</w:t>
       </w:r>
     </w:p>
     <w:tbl>
@@ -3001,99 +3073,87 @@
           <w:sz w:val="16"/>
         </w:rPr>
         <w:t>{</w:t>
+        <w:br/>
+        <w:t xml:space="preserve">  "features": {</w:t>
+        <w:br/>
+        <w:t xml:space="preserve">    "loan_amnt": 15000.0, "int_rate": 11.5, "annual_inc": 62000.0,</w:t>
+        <w:br/>
+        <w:t xml:space="preserve">    "dti": 18.2, "emp_length": 5, "home_ownership": "RENT"</w:t>
+        <w:br/>
+        <w:t xml:space="preserve">  },</w:t>
+        <w:br/>
+        <w:t xml:space="preserve">  "request_id": "demo-request-001"</w:t>
+        <w:br/>
+        <w:t>}</w:t>
       </w:r>
-      <w:r>
-        <w:br/>
-      </w:r>
+      <w:r/>
       <w:r>
         <w:rPr>
           <w:rFonts w:ascii="Consolas" w:hAnsi="Consolas"/>
           <w:color w:val="202124"/>
           <w:sz w:val="16"/>
         </w:rPr>
-        <w:t xml:space="preserve">  "features": {</w:t>
       </w:r>
-      <w:r>
-        <w:br/>
-      </w:r>
+      <w:r/>
       <w:r>
         <w:rPr>
           <w:rFonts w:ascii="Consolas" w:hAnsi="Consolas"/>
           <w:color w:val="202124"/>
           <w:sz w:val="16"/>
         </w:rPr>
-        <w:t xml:space="preserve">    "income": 52000,</w:t>
       </w:r>
-      <w:r>
-        <w:br/>
-      </w:r>
+      <w:r/>
       <w:r>
         <w:rPr>
           <w:rFonts w:ascii="Consolas" w:hAnsi="Consolas"/>
           <w:color w:val="202124"/>
           <w:sz w:val="16"/>
         </w:rPr>
-        <w:t xml:space="preserve">    "debt_ratio": 0.32,</w:t>
       </w:r>
-      <w:r>
-        <w:br/>
-      </w:r>
+      <w:r/>
       <w:r>
         <w:rPr>
           <w:rFonts w:ascii="Consolas" w:hAnsi="Consolas"/>
           <w:color w:val="202124"/>
           <w:sz w:val="16"/>
         </w:rPr>
-        <w:t xml:space="preserve">    "age": 41,</w:t>
       </w:r>
-      <w:r>
-        <w:br/>
-      </w:r>
+      <w:r/>
       <w:r>
         <w:rPr>
           <w:rFonts w:ascii="Consolas" w:hAnsi="Consolas"/>
           <w:color w:val="202124"/>
           <w:sz w:val="16"/>
         </w:rPr>
-        <w:t xml:space="preserve">    "employment_type": "salaried"</w:t>
       </w:r>
-      <w:r>
-        <w:br/>
-      </w:r>
+      <w:r/>
       <w:r>
         <w:rPr>
           <w:rFonts w:ascii="Consolas" w:hAnsi="Consolas"/>
           <w:color w:val="202124"/>
           <w:sz w:val="16"/>
         </w:rPr>
-        <w:t xml:space="preserve">  },</w:t>
       </w:r>
-      <w:r>
-        <w:br/>
-      </w:r>
+      <w:r/>
       <w:r>
         <w:rPr>
           <w:rFonts w:ascii="Consolas" w:hAnsi="Consolas"/>
           <w:color w:val="202124"/>
           <w:sz w:val="16"/>
         </w:rPr>
-        <w:t xml:space="preserve">  "request_id": "demo-request-001"</w:t>
       </w:r>
-      <w:r>
-        <w:br/>
-      </w:r>
+      <w:r/>
       <w:r>
         <w:rPr>
           <w:rFonts w:ascii="Consolas" w:hAnsi="Consolas"/>
           <w:color w:val="202124"/>
           <w:sz w:val="16"/>
         </w:rPr>
-        <w:t>}</w:t>
       </w:r>
     </w:p>
     <w:p>
       <w:r>
-        <w:t>The feature names and types must match the trained model. The API audit middleware accepts or creates an x-request-id, records method/path/status/duration, and echoes the ID in the response header. It intentionally does not log raw request payloads.</w:t>
+        <w:t>Missing, unexpected or wrongly typed features return 422 naming features only; validation errors never echo input; unhandled errors return a generic 500 with the request ID. One request ID (a valid x-request-id header, else the payload request_id, else a new UUID) is used in the response, the header, the audit record and the log. Each prediction is written to the audit trail before it is returned (fail-closed). No approve/decline decision is made.</w:t>
       </w:r>
     </w:p>
     <w:p>
@@ -3140,7 +3200,7 @@
     </w:p>
     <w:p>
       <w:r>
-        <w:t>Before production: add authentication and authorisation, TLS, rate limiting, request-size limits, strict feature schema checks, timeout/error policy, structured central logging, metrics/tracing, deployment readiness checks, model/artifact integrity, privacy review, and operational ownership.</w:t>
+        <w:t>Demo safeguards only: optional bearer tokens (AUDIT_API_TOKEN, PREDICT_API_TOKEN), a request-size limit and sanitised request IDs. Before production: identity-provider authentication, role-based authorisation, TLS, gateway rate limiting, central logging, metrics/tracing and a privacy review.</w:t>
       </w:r>
     </w:p>
     <w:p>
@@ -3171,84 +3231,77 @@
           <w:color w:val="202124"/>
           <w:sz w:val="16"/>
         </w:rPr>
-        <w:t>cd credit-risk-model</w:t>
+        <w:t>cd Credit_Risk_Model</w:t>
+        <w:br/>
+        <w:t>py -3.11 -m venv .venv</w:t>
+        <w:br/>
+        <w:t>.venv\Scripts\activate.bat</w:t>
+        <w:br/>
+        <w:t>python -m pip install --upgrade pip</w:t>
+        <w:br/>
+        <w:t>pip install -e ".[dev]"</w:t>
+        <w:br/>
+        <w:t>python pipelines\train.py</w:t>
+        <w:br/>
+        <w:t>python pipelines\validate.py</w:t>
+        <w:br/>
+        <w:t>uvicorn api.main:app --reload</w:t>
       </w:r>
-      <w:r>
-        <w:br/>
-      </w:r>
+      <w:r/>
       <w:r>
         <w:rPr>
           <w:rFonts w:ascii="Consolas" w:hAnsi="Consolas"/>
           <w:color w:val="202124"/>
           <w:sz w:val="16"/>
         </w:rPr>
-        <w:t>py -3.11 -m venv .venv</w:t>
       </w:r>
-      <w:r>
-        <w:br/>
-      </w:r>
+      <w:r/>
       <w:r>
         <w:rPr>
           <w:rFonts w:ascii="Consolas" w:hAnsi="Consolas"/>
           <w:color w:val="202124"/>
           <w:sz w:val="16"/>
         </w:rPr>
-        <w:t>.venv\Scripts\activate.bat</w:t>
       </w:r>
-      <w:r>
-        <w:br/>
-      </w:r>
+      <w:r/>
       <w:r>
         <w:rPr>
           <w:rFonts w:ascii="Consolas" w:hAnsi="Consolas"/>
           <w:color w:val="202124"/>
           <w:sz w:val="16"/>
         </w:rPr>
-        <w:t>python -m pip install --upgrade pip</w:t>
       </w:r>
-      <w:r>
-        <w:br/>
-      </w:r>
+      <w:r/>
       <w:r>
         <w:rPr>
           <w:rFonts w:ascii="Consolas" w:hAnsi="Consolas"/>
           <w:color w:val="202124"/>
           <w:sz w:val="16"/>
         </w:rPr>
-        <w:t>pip install -e ".[dev]"</w:t>
       </w:r>
-      <w:r>
-        <w:br/>
-      </w:r>
+      <w:r/>
       <w:r>
         <w:rPr>
           <w:rFonts w:ascii="Consolas" w:hAnsi="Consolas"/>
           <w:color w:val="202124"/>
           <w:sz w:val="16"/>
         </w:rPr>
-        <w:t>python pipelines\train.py</w:t>
       </w:r>
-      <w:r>
-        <w:br/>
-      </w:r>
+      <w:r/>
       <w:r>
         <w:rPr>
           <w:rFonts w:ascii="Consolas" w:hAnsi="Consolas"/>
           <w:color w:val="202124"/>
           <w:sz w:val="16"/>
         </w:rPr>
-        <w:t>python pipelines\validate.py --model artifacts\champion.joblib</w:t>
       </w:r>
-      <w:r>
-        <w:br/>
-      </w:r>
+      <w:r/>
       <w:r>
         <w:rPr>
           <w:rFonts w:ascii="Consolas" w:hAnsi="Consolas"/>
           <w:color w:val="202124"/>
           <w:sz w:val="16"/>
         </w:rPr>
-        <w:t>uvicorn api.main:app --reload</w:t>
       </w:r>
     </w:p>
     <w:p>
@@ -3271,84 +3324,77 @@
           <w:color w:val="202124"/>
           <w:sz w:val="16"/>
         </w:rPr>
-        <w:t>cd credit-risk-model</w:t>
+        <w:t>cd Credit_Risk_Model</w:t>
+        <w:br/>
+        <w:t>py -3.11 -m venv .venv</w:t>
+        <w:br/>
+        <w:t>.venv\Scripts\Activate.ps1</w:t>
+        <w:br/>
+        <w:t>python -m pip install --upgrade pip</w:t>
+        <w:br/>
+        <w:t>pip install -e ".[dev]"</w:t>
+        <w:br/>
+        <w:t>python pipelines\train.py</w:t>
+        <w:br/>
+        <w:t>python pipelines\validate.py</w:t>
+        <w:br/>
+        <w:t>uvicorn api.main:app --reload</w:t>
       </w:r>
-      <w:r>
-        <w:br/>
-      </w:r>
+      <w:r/>
       <w:r>
         <w:rPr>
           <w:rFonts w:ascii="Consolas" w:hAnsi="Consolas"/>
           <w:color w:val="202124"/>
           <w:sz w:val="16"/>
         </w:rPr>
-        <w:t>py -3.11 -m venv .venv</w:t>
       </w:r>
-      <w:r>
-        <w:br/>
-      </w:r>
+      <w:r/>
       <w:r>
         <w:rPr>
           <w:rFonts w:ascii="Consolas" w:hAnsi="Consolas"/>
           <w:color w:val="202124"/>
           <w:sz w:val="16"/>
         </w:rPr>
-        <w:t>.venv\Scripts\Activate.ps1</w:t>
       </w:r>
-      <w:r>
-        <w:br/>
-      </w:r>
+      <w:r/>
       <w:r>
         <w:rPr>
           <w:rFonts w:ascii="Consolas" w:hAnsi="Consolas"/>
           <w:color w:val="202124"/>
           <w:sz w:val="16"/>
         </w:rPr>
-        <w:t>python -m pip install --upgrade pip</w:t>
       </w:r>
-      <w:r>
-        <w:br/>
-      </w:r>
+      <w:r/>
       <w:r>
         <w:rPr>
           <w:rFonts w:ascii="Consolas" w:hAnsi="Consolas"/>
           <w:color w:val="202124"/>
           <w:sz w:val="16"/>
         </w:rPr>
-        <w:t>pip install -e ".[dev]"</w:t>
       </w:r>
-      <w:r>
-        <w:br/>
-      </w:r>
+      <w:r/>
       <w:r>
         <w:rPr>
           <w:rFonts w:ascii="Consolas" w:hAnsi="Consolas"/>
           <w:color w:val="202124"/>
           <w:sz w:val="16"/>
         </w:rPr>
-        <w:t>python pipelines\train.py</w:t>
       </w:r>
-      <w:r>
-        <w:br/>
-      </w:r>
+      <w:r/>
       <w:r>
         <w:rPr>
           <w:rFonts w:ascii="Consolas" w:hAnsi="Consolas"/>
           <w:color w:val="202124"/>
           <w:sz w:val="16"/>
         </w:rPr>
-        <w:t>python pipelines\validate.py --model artifacts\champion.joblib</w:t>
       </w:r>
-      <w:r>
-        <w:br/>
-      </w:r>
+      <w:r/>
       <w:r>
         <w:rPr>
           <w:rFonts w:ascii="Consolas" w:hAnsi="Consolas"/>
           <w:color w:val="202124"/>
           <w:sz w:val="16"/>
         </w:rPr>
-        <w:t>uvicorn api.main:app --reload</w:t>
       </w:r>
     </w:p>
     <w:p>
@@ -3371,89 +3417,82 @@
           <w:color w:val="202124"/>
           <w:sz w:val="16"/>
         </w:rPr>
-        <w:t>cd credit-risk-model</w:t>
+        <w:t>cd Credit_Risk_Model</w:t>
+        <w:br/>
+        <w:t>python3 -m venv .venv</w:t>
+        <w:br/>
+        <w:t>source .venv/bin/activate</w:t>
+        <w:br/>
+        <w:t>python -m pip install --upgrade pip</w:t>
+        <w:br/>
+        <w:t>pip install -e ".[dev]"</w:t>
+        <w:br/>
+        <w:t>python pipelines/train.py</w:t>
+        <w:br/>
+        <w:t>python pipelines/validate.py</w:t>
+        <w:br/>
+        <w:t>uvicorn api.main:app --reload</w:t>
       </w:r>
-      <w:r>
-        <w:br/>
-      </w:r>
+      <w:r/>
       <w:r>
         <w:rPr>
           <w:rFonts w:ascii="Consolas" w:hAnsi="Consolas"/>
           <w:color w:val="202124"/>
           <w:sz w:val="16"/>
         </w:rPr>
-        <w:t>python3 -m venv .venv</w:t>
       </w:r>
-      <w:r>
-        <w:br/>
-      </w:r>
+      <w:r/>
       <w:r>
         <w:rPr>
           <w:rFonts w:ascii="Consolas" w:hAnsi="Consolas"/>
           <w:color w:val="202124"/>
           <w:sz w:val="16"/>
         </w:rPr>
-        <w:t>source .venv/bin/activate</w:t>
       </w:r>
-      <w:r>
-        <w:br/>
-      </w:r>
+      <w:r/>
       <w:r>
         <w:rPr>
           <w:rFonts w:ascii="Consolas" w:hAnsi="Consolas"/>
           <w:color w:val="202124"/>
           <w:sz w:val="16"/>
         </w:rPr>
-        <w:t>python -m pip install --upgrade pip</w:t>
       </w:r>
-      <w:r>
-        <w:br/>
-      </w:r>
+      <w:r/>
       <w:r>
         <w:rPr>
           <w:rFonts w:ascii="Consolas" w:hAnsi="Consolas"/>
           <w:color w:val="202124"/>
           <w:sz w:val="16"/>
         </w:rPr>
-        <w:t>pip install -e ".[dev]"</w:t>
       </w:r>
-      <w:r>
-        <w:br/>
-      </w:r>
+      <w:r/>
       <w:r>
         <w:rPr>
           <w:rFonts w:ascii="Consolas" w:hAnsi="Consolas"/>
           <w:color w:val="202124"/>
           <w:sz w:val="16"/>
         </w:rPr>
-        <w:t>python pipelines/train.py</w:t>
       </w:r>
-      <w:r>
-        <w:br/>
-      </w:r>
+      <w:r/>
       <w:r>
         <w:rPr>
           <w:rFonts w:ascii="Consolas" w:hAnsi="Consolas"/>
           <w:color w:val="202124"/>
           <w:sz w:val="16"/>
         </w:rPr>
-        <w:t>python pipelines/validate.py --model artifacts/champion.joblib</w:t>
       </w:r>
-      <w:r>
-        <w:br/>
-      </w:r>
+      <w:r/>
       <w:r>
         <w:rPr>
           <w:rFonts w:ascii="Consolas" w:hAnsi="Consolas"/>
           <w:color w:val="202124"/>
           <w:sz w:val="16"/>
         </w:rPr>
-        <w:t>uvicorn api.main:app --reload</w:t>
       </w:r>
     </w:p>
     <w:p>
       <w:r>
-        <w:t>Note: the editable install command uses the optional dev extra defined in pyproject.toml. If you install only requirements.txt, the project may not be installed as a package; use pip install -e . or pip install -e '.[dev]' for local imports.</w:t>
+        <w:t>Note: pyproject.toml is the single source of dependencies. requirements.txt only installs the project from it; use pip install -e ".[dev]" for development and tests.</w:t>
       </w:r>
     </w:p>
     <w:p>
@@ -3477,22 +3516,23 @@
           <w:sz w:val="16"/>
         </w:rPr>
         <w:t>pytest -q</w:t>
+        <w:br/>
+        <w:t>ruff check src api pipelines tests scripts</w:t>
+        <w:br/>
+        <w:t>python -m credit_risk_model.governance.audit verify</w:t>
       </w:r>
-      <w:r>
-        <w:br/>
-      </w:r>
+      <w:r/>
       <w:r>
         <w:rPr>
           <w:rFonts w:ascii="Consolas" w:hAnsi="Consolas"/>
           <w:color w:val="202124"/>
           <w:sz w:val="16"/>
         </w:rPr>
-        <w:t>ruff check src api pipelines tests</w:t>
       </w:r>
     </w:p>
     <w:p>
       <w:r>
-        <w:t>The supplied CI workflow runs package installation, Ruff, and pytest for Python 3.10, 3.11, and 3.12. Local results can differ by platform and dependency versions. All 10 tests pass locally.</w:t>
+        <w:t>CI runs Ruff and pytest on Python 3.10, 3.11 and 3.12, a CLI pipeline smoke test (train → validate → monitor → audit verify) and a Docker build with a container smoke test that requires a loaded model and a successful /predict. All 167 tests pass locally; CI runs were not observed from this environment.</w:t>
       </w:r>
     </w:p>
     <w:p>
@@ -3748,7 +3788,7 @@
                 <w:b w:val="0"/>
                 <w:sz w:val="16"/>
               </w:rPr>
-              <w:t>Optional Evidently integration; native PSI logic remains available.</w:t>
+              <w:t>Optional Evidently (&gt;= 0.7) report hook; native PSI logic is always available.</w:t>
             </w:r>
           </w:p>
         </w:tc>
@@ -3812,6 +3852,65 @@
           </w:p>
         </w:tc>
       </w:tr>
+      <w:tr>
+        <w:tc>
+          <w:tcPr>
+            <w:tcW w:type="dxa" w:w="3360"/>
+          </w:tcPr>
+          <w:p>
+            <w:pPr>
+              <w:spacing w:after="20"/>
+            </w:pPr>
+            <w:r/>
+            <w:r>
+              <w:rPr>
+                <w:rFonts w:ascii="Aptos" w:hAnsi="Aptos"/>
+                <w:b w:val="0"/>
+                <w:sz w:val="16"/>
+              </w:rPr>
+              <w:t>explain</w:t>
+            </w:r>
+          </w:p>
+        </w:tc>
+        <w:tc>
+          <w:tcPr>
+            <w:tcW w:type="dxa" w:w="3360"/>
+          </w:tcPr>
+          <w:p>
+            <w:pPr>
+              <w:spacing w:after="20"/>
+            </w:pPr>
+            <w:r/>
+            <w:r>
+              <w:rPr>
+                <w:rFonts w:ascii="Aptos" w:hAnsi="Aptos"/>
+                <w:b w:val="0"/>
+                <w:sz w:val="16"/>
+              </w:rPr>
+              <w:t>pip install -e '.[explain]'</w:t>
+            </w:r>
+          </w:p>
+        </w:tc>
+        <w:tc>
+          <w:tcPr>
+            <w:tcW w:type="dxa" w:w="3360"/>
+          </w:tcPr>
+          <w:p>
+            <w:pPr>
+              <w:spacing w:after="20"/>
+            </w:pPr>
+            <w:r/>
+            <w:r>
+              <w:rPr>
+                <w:rFonts w:ascii="Aptos" w:hAnsi="Aptos"/>
+                <w:b w:val="0"/>
+                <w:sz w:val="16"/>
+              </w:rPr>
+              <w:t>SHAP explanations for the champion (also in dev).</w:t>
+            </w:r>
+          </w:p>
+        </w:tc>
+      </w:tr>
     </w:tbl>
     <w:p/>
     <w:p>
@@ -3824,7 +3923,7 @@
     </w:p>
     <w:p>
       <w:r>
-        <w:t>The Dockerfile builds a Python 3.11 slim image, installs the package, copies API/pipelines/reports, and launches Uvicorn on port 8000. docker-compose.yml publishes port 8000 and mounts ./artifacts to /app/artifacts read-only.</w:t>
+        <w:t>The Dockerfile builds a Python 3.11 slim image, installs the package, trains the demo model during the build, runs as a non-root user and has a HEALTHCHECK that requires model_loaded: true. docker-compose.yml publishes port 8000 and keeps the audit trail in a named volume.</w:t>
       </w:r>
     </w:p>
     <w:p>
@@ -3839,23 +3938,22 @@
           <w:color w:val="202124"/>
           <w:sz w:val="16"/>
         </w:rPr>
-        <w:t>python pipelines/train.py</w:t>
+        <w:t>docker compose up --build</w:t>
+        <w:br/>
+        <w:t>python scripts/smoke_test.py --url http://localhost:8000</w:t>
       </w:r>
-      <w:r>
-        <w:br/>
-      </w:r>
+      <w:r/>
       <w:r>
         <w:rPr>
           <w:rFonts w:ascii="Consolas" w:hAnsi="Consolas"/>
           <w:color w:val="202124"/>
           <w:sz w:val="16"/>
         </w:rPr>
-        <w:t>docker compose up --build</w:t>
       </w:r>
     </w:p>
     <w:p>
       <w:r>
-        <w:t>Run the training command on the host first so artifacts/champion.joblib exists. The compose environment points MODEL_PATH to /app/artifacts/champion.joblib. Without a valid artifact, /health can still respond but reports model_loaded=false, and /predict returns 503. Review image hardening, non-root execution, secrets, dependency pinning, vulnerability scanning, and production orchestration before use.</w:t>
+        <w:t>No host training is needed. To serve your own artefact, mount it at /app/artifacts and set MODEL_SHA256. The Docker build has not been executed from this environment; review image hardening, dependency pinning and vulnerability scanning before any real use.</w:t>
       </w:r>
     </w:p>
     <w:p>
@@ -3974,7 +4072,7 @@
                 <w:b w:val="0"/>
                 <w:sz w:val="16"/>
               </w:rPr>
-              <w:t>Health endpoint responds; model card discloses demo status.</w:t>
+              <w:t>Health/model card; valid payload; empty, missing, unexpected and wrongly typed features; oversized body; request-ID consistency and sanitising; safe 500; audit fail-closed; token checks.</w:t>
             </w:r>
           </w:p>
         </w:tc>
@@ -3993,7 +4091,7 @@
                 <w:b w:val="0"/>
                 <w:sz w:val="16"/>
               </w:rPr>
-              <w:t>End-to-end inference with a trained artifact, schema edge cases, security, concurrency, and failure modes.</w:t>
+              <w:t>Concurrency, load, real authentication.</w:t>
             </w:r>
           </w:p>
         </w:tc>
@@ -4033,7 +4131,7 @@
                 <w:b w:val="0"/>
                 <w:sz w:val="16"/>
               </w:rPr>
-              <w:t>Perfect-ranking example gives AUROC/Gini of 1; bootstrap CI is returned.</w:t>
+              <w:t>Perfect ranking, bootstrap CI, single-class rejection.</w:t>
             </w:r>
           </w:p>
         </w:tc>
@@ -4052,7 +4150,7 @@
                 <w:b w:val="0"/>
                 <w:sz w:val="16"/>
               </w:rPr>
-              <w:t>Statistical power, complex samples, temporal/segment validation, metric thresholds.</w:t>
+              <w:t>Statistical power, segment-level analysis.</w:t>
             </w:r>
           </w:p>
         </w:tc>
@@ -4092,7 +4190,7 @@
                 <w:b w:val="0"/>
                 <w:sz w:val="16"/>
               </w:rPr>
-              <w:t>Same numeric distribution gives near-zero PSI; only shared columns are compared.</w:t>
+              <w:t>Binary, low-cardinality, categorical and unseen-category drift; stable features; feature restriction.</w:t>
             </w:r>
           </w:p>
         </w:tc>
@@ -4111,7 +4209,7 @@
                 <w:b w:val="0"/>
                 <w:sz w:val="16"/>
               </w:rPr>
-              <w:t>Categorical edge cases, missingness, production drift policy, high-volume performance.</w:t>
+              <w:t>Production drift policy, very high volumes.</w:t>
             </w:r>
           </w:p>
         </w:tc>
@@ -4151,7 +4249,7 @@
                 <w:b w:val="0"/>
                 <w:sz w:val="16"/>
               </w:rPr>
-              <w:t>WoE/IV result shape, score direction, calibration outputs, chronological OOT split.</w:t>
+              <w:t>WoE ordering and monotonicity; OOT with ChampionModel, sklearn and single-class windows; ties, unsorted and missing dates; vintage; calibration regression; end-to-end train → validate → monitor → API.</w:t>
             </w:r>
           </w:p>
         </w:tc>
@@ -4170,7 +4268,66 @@
                 <w:b w:val="0"/>
                 <w:sz w:val="16"/>
               </w:rPr>
-              <w:t>Full independent validation protocol, leakage tests, calibration acceptance criteria, model-specific thresholds.</w:t>
+              <w:t>Independent validation judgement, real-data representativeness.</w:t>
+            </w:r>
+          </w:p>
+        </w:tc>
+      </w:tr>
+      <w:tr>
+        <w:tc>
+          <w:tcPr>
+            <w:tcW w:type="dxa" w:w="3360"/>
+          </w:tcPr>
+          <w:p>
+            <w:pPr>
+              <w:spacing w:after="20"/>
+            </w:pPr>
+            <w:r/>
+            <w:r>
+              <w:rPr>
+                <w:rFonts w:ascii="Aptos" w:hAnsi="Aptos"/>
+                <w:b w:val="0"/>
+                <w:sz w:val="16"/>
+              </w:rPr>
+              <w:t>Governance</w:t>
+            </w:r>
+          </w:p>
+        </w:tc>
+        <w:tc>
+          <w:tcPr>
+            <w:tcW w:type="dxa" w:w="3360"/>
+          </w:tcPr>
+          <w:p>
+            <w:pPr>
+              <w:spacing w:after="20"/>
+            </w:pPr>
+            <w:r/>
+            <w:r>
+              <w:rPr>
+                <w:rFonts w:ascii="Aptos" w:hAnsi="Aptos"/>
+                <w:b w:val="0"/>
+                <w:sz w:val="16"/>
+              </w:rPr>
+              <w:t>Strict inventory schema, shipped inventory served today, serving gate, artefact hash and version checks, PMA register controls and LFS-pointer rejection, audit hash chain and tampering, prune, change events.</w:t>
+            </w:r>
+          </w:p>
+        </w:tc>
+        <w:tc>
+          <w:tcPr>
+            <w:tcW w:type="dxa" w:w="3360"/>
+          </w:tcPr>
+          <w:p>
+            <w:pPr>
+              <w:spacing w:after="20"/>
+            </w:pPr>
+            <w:r/>
+            <w:r>
+              <w:rPr>
+                <w:rFonts w:ascii="Aptos" w:hAnsi="Aptos"/>
+                <w:b w:val="0"/>
+                <w:sz w:val="16"/>
+              </w:rPr>
+              <w:t>Branch protection, real approval workflow.</w:t>
             </w:r>
           </w:p>
         </w:tc>
@@ -4298,7 +4455,7 @@
                 <w:b w:val="0"/>
                 <w:sz w:val="16"/>
               </w:rPr>
-              <w:t>The bundled loan data is not connected to the pipelines.</w:t>
+              <w:t>Champion approval not evidenced.</w:t>
             </w:r>
           </w:p>
         </w:tc>
@@ -4317,7 +4474,7 @@
                 <w:b w:val="0"/>
                 <w:sz w:val="16"/>
               </w:rPr>
-              <w:t>Add a preparation step for loan_data_2015.csv: define the default target from loan_status, exclude immature loans, drop post-origination leakage columns, and document the data licence and dictionary. Reconcile results with notebooks/Final.ipynb.</w:t>
+              <w:t>The inventory shows the champion as active and approved, but only synthetic-data evidence exists. Complete an independent validation and genuine sign-off, or set the status to under_review.</w:t>
             </w:r>
           </w:p>
         </w:tc>
@@ -4534,7 +4691,7 @@
                 <w:b w:val="0"/>
                 <w:sz w:val="16"/>
               </w:rPr>
-              <w:t>Validation metrics are limited.</w:t>
+              <w:t>Real-data evidence is limited.</w:t>
             </w:r>
           </w:p>
         </w:tc>
@@ -4553,7 +4710,7 @@
                 <w:b w:val="0"/>
                 <w:sz w:val="16"/>
               </w:rPr>
-              <w:t>Add segment/vintage performance, confidence intervals, threshold metrics, calibration slope/intercept, fairness/proxy review, reject inference caveats, and portfolio-specific tests.</w:t>
+              <w:t>Only resolved 2015 LendingClub loans (biased sample) have been run; add a matured cohort, data dictionary, licence review and lineage.</w:t>
             </w:r>
           </w:p>
         </w:tc>
@@ -4593,7 +4750,7 @@
                 <w:b w:val="0"/>
                 <w:sz w:val="16"/>
               </w:rPr>
-              <w:t>Monitoring is feature-drift only.</w:t>
+              <w:t>Monitoring lacks label maturity handling.</w:t>
             </w:r>
           </w:p>
         </w:tc>
@@ -4612,7 +4769,7 @@
                 <w:b w:val="0"/>
                 <w:sz w:val="16"/>
               </w:rPr>
-              <w:t>Add score/PD drift, realised default outcomes when mature, calibration, data-quality checks, thresholds by segment, alert deduplication, escalation and remediation tracking.</w:t>
+              <w:t>Add maturity windows for performance monitoring, calibration drift, segment thresholds and alert deduplication.</w:t>
             </w:r>
           </w:p>
         </w:tc>
@@ -4671,7 +4828,7 @@
                 <w:b w:val="0"/>
                 <w:sz w:val="16"/>
               </w:rPr>
-              <w:t>Add experiment tracking, artefact lineage, model cards, approvals, stage promotion, rollback, reproducible builds, and version compatibility.</w:t>
+              <w:t>Add experiment tracking, lineage, approval workflow and promotion on top of the alias adapter.</w:t>
             </w:r>
           </w:p>
         </w:tc>
@@ -4711,7 +4868,7 @@
                 <w:b w:val="0"/>
                 <w:sz w:val="16"/>
               </w:rPr>
-              <w:t>Report is a basic template.</w:t>
+              <w:t>Report needs validator input.</w:t>
             </w:r>
           </w:p>
         </w:tc>
@@ -4730,7 +4887,7 @@
                 <w:b w:val="0"/>
                 <w:sz w:val="16"/>
               </w:rPr>
-              <w:t>Add evidence tables, validation methodology, data/period coverage, metric definitions, charts, limitations, findings register, remediation evidence, reviewer sign-off, and export tests.</w:t>
+              <w:t>The report is a draft evidence pack; observations, finding decisions and sign-off must be completed by an independent validator.</w:t>
             </w:r>
           </w:p>
         </w:tc>
@@ -4770,7 +4927,7 @@
                 <w:b w:val="0"/>
                 <w:sz w:val="16"/>
               </w:rPr>
-              <w:t>Generated and local files are committed.</w:t>
+              <w:t>Audit trail is single-writer and local.</w:t>
             </w:r>
           </w:p>
         </w:tc>
@@ -4789,7 +4946,7 @@
                 <w:b w:val="0"/>
                 <w:sz w:val="16"/>
               </w:rPr>
-              <w:t>Add a .gitignore covering __pycache__/, *.egg-info/, .venv/ and artifacts/, and remove those files from version control.</w:t>
+              <w:t>Move audit records to write-once storage or anchor hashes externally; schedule the prune command.</w:t>
             </w:r>
           </w:p>
         </w:tc>
@@ -5030,7 +5187,7 @@
                 <w:b w:val="0"/>
                 <w:sz w:val="16"/>
               </w:rPr>
-              <w:t>ModelInventoryRecord and illustrative risk tier.</w:t>
+              <w:t>Strict YAML inventory with risk tier, findings, use restrictions; change log; PMA register.</w:t>
             </w:r>
           </w:p>
         </w:tc>
@@ -5049,7 +5206,7 @@
                 <w:b w:val="0"/>
                 <w:sz w:val="16"/>
               </w:rPr>
-              <w:t>Approved tiering criteria, complete inventory, lifecycle status, dependencies, use restrictions, change history.</w:t>
+              <w:t>Approved tiering criteria, complete inventory, genuine approvals and independence.</w:t>
             </w:r>
           </w:p>
         </w:tc>
@@ -5467,7 +5624,7 @@
                 <w:b w:val="0"/>
                 <w:sz w:val="16"/>
               </w:rPr>
-              <w:t>Core runtime and test packages.</w:t>
+              <w:t>Installs the project from pyproject.toml (no separate list).</w:t>
             </w:r>
           </w:p>
         </w:tc>
@@ -5568,7 +5725,7 @@
                 <w:b w:val="0"/>
                 <w:sz w:val="16"/>
               </w:rPr>
-              <w:t>src/credit_risk_model/data/schema.py</w:t>
+              <w:t>src/credit_risk_model/data/loan_data_adapter.py</w:t>
             </w:r>
           </w:p>
         </w:tc>
@@ -5587,7 +5744,87 @@
                 <w:b w:val="0"/>
                 <w:sz w:val="16"/>
               </w:rPr>
-              <w:t>Pydantic examples for data and prediction contracts.</w:t>
+              <w:t>LendingClub adapter: explicit target, deny-list, type parsing.</w:t>
+            </w:r>
+          </w:p>
+        </w:tc>
+      </w:tr>
+      <w:tr>
+        <w:tc>
+          <w:tcPr>
+            <w:tcW w:type="dxa" w:w="5040"/>
+          </w:tcPr>
+          <w:p>
+            <w:pPr>
+              <w:spacing w:after="20"/>
+            </w:pPr>
+            <w:r/>
+            <w:r>
+              <w:rPr>
+                <w:rFonts w:ascii="Aptos" w:hAnsi="Aptos"/>
+                <w:b w:val="0"/>
+                <w:sz w:val="16"/>
+              </w:rPr>
+              <w:t>src/credit_risk_model/data/synthetic.py</w:t>
+            </w:r>
+          </w:p>
+        </w:tc>
+        <w:tc>
+          <w:tcPr>
+            <w:tcW w:type="dxa" w:w="5040"/>
+          </w:tcPr>
+          <w:p>
+            <w:pPr>
+              <w:spacing w:after="20"/>
+            </w:pPr>
+            <w:r/>
+            <w:r>
+              <w:rPr>
+                <w:rFonts w:ascii="Aptos" w:hAnsi="Aptos"/>
+                <w:b w:val="0"/>
+                <w:sz w:val="16"/>
+              </w:rPr>
+              <w:t>Canonical synthetic generator.</w:t>
+            </w:r>
+          </w:p>
+        </w:tc>
+      </w:tr>
+      <w:tr>
+        <w:tc>
+          <w:tcPr>
+            <w:tcW w:type="dxa" w:w="5040"/>
+          </w:tcPr>
+          <w:p>
+            <w:pPr>
+              <w:spacing w:after="20"/>
+            </w:pPr>
+            <w:r/>
+            <w:r>
+              <w:rPr>
+                <w:rFonts w:ascii="Aptos" w:hAnsi="Aptos"/>
+                <w:b w:val="0"/>
+                <w:sz w:val="16"/>
+              </w:rPr>
+              <w:t>src/credit_risk_model/models/contract.py</w:t>
+            </w:r>
+          </w:p>
+        </w:tc>
+        <w:tc>
+          <w:tcPr>
+            <w:tcW w:type="dxa" w:w="5040"/>
+          </w:tcPr>
+          <w:p>
+            <w:pPr>
+              <w:spacing w:after="20"/>
+            </w:pPr>
+            <w:r/>
+            <w:r>
+              <w:rPr>
+                <w:rFonts w:ascii="Aptos" w:hAnsi="Aptos"/>
+                <w:b w:val="0"/>
+                <w:sz w:val="16"/>
+              </w:rPr>
+              <w:t>Feature contract: required, unexpected and wrongly typed features rejected.</w:t>
             </w:r>
           </w:p>
         </w:tc>
@@ -5747,7 +5984,7 @@
                 <w:b w:val="0"/>
                 <w:sz w:val="16"/>
               </w:rPr>
-              <w:t>Optional Random Forest, XGBoost, or LightGBM pipeline.</w:t>
+              <w:t>HistGradientBoosting (default), Random Forest, XGBoost or LightGBM pipeline.</w:t>
             </w:r>
           </w:p>
         </w:tc>
@@ -5787,7 +6024,7 @@
                 <w:b w:val="0"/>
                 <w:sz w:val="16"/>
               </w:rPr>
-              <w:t>Optional MLflow registry adapter.</w:t>
+              <w:t>MLflow alias adapter (optional).</w:t>
             </w:r>
           </w:p>
         </w:tc>
@@ -5947,7 +6184,7 @@
                 <w:b w:val="0"/>
                 <w:sz w:val="16"/>
               </w:rPr>
-              <w:t>Chronological train/test split and OOT evaluation.</w:t>
+              <w:t>Tie-safe chronological split and OOT evaluation for any model.</w:t>
             </w:r>
           </w:p>
         </w:tc>
@@ -5988,6 +6225,46 @@
                 <w:sz w:val="16"/>
               </w:rPr>
               <w:t>Metric comparison for supplied model probability arrays.</w:t>
+            </w:r>
+          </w:p>
+        </w:tc>
+      </w:tr>
+      <w:tr>
+        <w:tc>
+          <w:tcPr>
+            <w:tcW w:type="dxa" w:w="5040"/>
+          </w:tcPr>
+          <w:p>
+            <w:pPr>
+              <w:spacing w:after="20"/>
+            </w:pPr>
+            <w:r/>
+            <w:r>
+              <w:rPr>
+                <w:rFonts w:ascii="Aptos" w:hAnsi="Aptos"/>
+                <w:b w:val="0"/>
+                <w:sz w:val="16"/>
+              </w:rPr>
+              <w:t>src/credit_risk_model/validation/suite.py</w:t>
+            </w:r>
+          </w:p>
+        </w:tc>
+        <w:tc>
+          <w:tcPr>
+            <w:tcW w:type="dxa" w:w="5040"/>
+          </w:tcPr>
+          <w:p>
+            <w:pPr>
+              <w:spacing w:after="20"/>
+            </w:pPr>
+            <w:r/>
+            <w:r>
+              <w:rPr>
+                <w:rFonts w:ascii="Aptos" w:hAnsi="Aptos"/>
+                <w:b w:val="0"/>
+                <w:sz w:val="16"/>
+              </w:rPr>
+              <w:t>Shared split and the full validation suite.</w:t>
             </w:r>
           </w:p>
         </w:tc>
@@ -6107,7 +6384,7 @@
                 <w:b w:val="0"/>
                 <w:sz w:val="16"/>
               </w:rPr>
-              <w:t>Model inventory record and illustrative tiering.</w:t>
+              <w:t>Strict inventory schema, serving gate, reference and snapshot checks.</w:t>
             </w:r>
           </w:p>
         </w:tc>
@@ -6147,7 +6424,47 @@
                 <w:b w:val="0"/>
                 <w:sz w:val="16"/>
               </w:rPr>
-              <w:t>Markdown report generation and optional PDF conversion.</w:t>
+              <w:t>Renders the Jinja2 validation report template.</w:t>
+            </w:r>
+          </w:p>
+        </w:tc>
+      </w:tr>
+      <w:tr>
+        <w:tc>
+          <w:tcPr>
+            <w:tcW w:type="dxa" w:w="5040"/>
+          </w:tcPr>
+          <w:p>
+            <w:pPr>
+              <w:spacing w:after="20"/>
+            </w:pPr>
+            <w:r/>
+            <w:r>
+              <w:rPr>
+                <w:rFonts w:ascii="Aptos" w:hAnsi="Aptos"/>
+                <w:b w:val="0"/>
+                <w:sz w:val="16"/>
+              </w:rPr>
+              <w:t>src/credit_risk_model/governance/pma.py, audit.py</w:t>
+            </w:r>
+          </w:p>
+        </w:tc>
+        <w:tc>
+          <w:tcPr>
+            <w:tcW w:type="dxa" w:w="5040"/>
+          </w:tcPr>
+          <w:p>
+            <w:pPr>
+              <w:spacing w:after="20"/>
+            </w:pPr>
+            <w:r/>
+            <w:r>
+              <w:rPr>
+                <w:rFonts w:ascii="Aptos" w:hAnsi="Aptos"/>
+                <w:b w:val="0"/>
+                <w:sz w:val="16"/>
+              </w:rPr>
+              <w:t>Post-model adjustment register; hash-chained audit store.</w:t>
             </w:r>
           </w:p>
         </w:tc>
@@ -6187,7 +6504,7 @@
                 <w:b w:val="0"/>
                 <w:sz w:val="16"/>
               </w:rPr>
-              <w:t>FastAPI app and three endpoints.</w:t>
+              <w:t>FastAPI app: /health, /model-card, /predict, error handlers.</w:t>
             </w:r>
           </w:p>
         </w:tc>
@@ -6267,7 +6584,7 @@
                 <w:b w:val="0"/>
                 <w:sz w:val="16"/>
               </w:rPr>
-              <w:t>Cached model artifact loader and version label.</w:t>
+              <w:t>Inventory-gated loader; caches successful loads only.</w:t>
             </w:r>
           </w:p>
         </w:tc>
@@ -6328,6 +6645,46 @@
                 <w:b w:val="0"/>
                 <w:sz w:val="16"/>
               </w:rPr>
+              <w:t>api/security.py, api/routers/audit.py</w:t>
+            </w:r>
+          </w:p>
+        </w:tc>
+        <w:tc>
+          <w:tcPr>
+            <w:tcW w:type="dxa" w:w="5040"/>
+          </w:tcPr>
+          <w:p>
+            <w:pPr>
+              <w:spacing w:after="20"/>
+            </w:pPr>
+            <w:r/>
+            <w:r>
+              <w:rPr>
+                <w:rFonts w:ascii="Aptos" w:hAnsi="Aptos"/>
+                <w:b w:val="0"/>
+                <w:sz w:val="16"/>
+              </w:rPr>
+              <w:t>Bearer-token checks; /audit endpoints.</w:t>
+            </w:r>
+          </w:p>
+        </w:tc>
+      </w:tr>
+      <w:tr>
+        <w:tc>
+          <w:tcPr>
+            <w:tcW w:type="dxa" w:w="5040"/>
+          </w:tcPr>
+          <w:p>
+            <w:pPr>
+              <w:spacing w:after="20"/>
+            </w:pPr>
+            <w:r/>
+            <w:r>
+              <w:rPr>
+                <w:rFonts w:ascii="Aptos" w:hAnsi="Aptos"/>
+                <w:b w:val="0"/>
+                <w:sz w:val="16"/>
+              </w:rPr>
               <w:t>pipelines/train.py</w:t>
             </w:r>
           </w:p>
@@ -6347,7 +6704,7 @@
                 <w:b w:val="0"/>
                 <w:sz w:val="16"/>
               </w:rPr>
-              <w:t>Synthetic or CSV training; writes champion artifact and training metric JSON.</w:t>
+              <w:t>Trains champion and challenger; writes metadata and a change event.</w:t>
             </w:r>
           </w:p>
         </w:tc>
@@ -6387,7 +6744,7 @@
                 <w:b w:val="0"/>
                 <w:sz w:val="16"/>
               </w:rPr>
-              <w:t>Calculates validation metrics and writes Markdown report.</w:t>
+              <w:t>Held-out validation suite and Jinja2 report.</w:t>
             </w:r>
           </w:p>
         </w:tc>
@@ -6427,7 +6784,7 @@
                 <w:b w:val="0"/>
                 <w:sz w:val="16"/>
               </w:rPr>
-              <w:t>Compares reference/current features and writes drift JSON.</w:t>
+              <w:t>CSI, score PSI and performance monitoring with exit codes.</w:t>
             </w:r>
           </w:p>
         </w:tc>
@@ -6467,7 +6824,7 @@
                 <w:b w:val="0"/>
                 <w:sz w:val="16"/>
               </w:rPr>
-              <w:t>Starter report file; not a completed model opinion.</w:t>
+              <w:t>Generated by validate.py; not committed.</w:t>
             </w:r>
           </w:p>
         </w:tc>
@@ -6568,6 +6925,46 @@
                 <w:b w:val="0"/>
                 <w:sz w:val="16"/>
               </w:rPr>
+              <w:t>notebooks/README.md</w:t>
+            </w:r>
+          </w:p>
+        </w:tc>
+        <w:tc>
+          <w:tcPr>
+            <w:tcW w:type="dxa" w:w="5040"/>
+          </w:tcPr>
+          <w:p>
+            <w:pPr>
+              <w:spacing w:after="20"/>
+            </w:pPr>
+            <w:r/>
+            <w:r>
+              <w:rPr>
+                <w:rFonts w:ascii="Aptos" w:hAnsi="Aptos"/>
+                <w:b w:val="0"/>
+                <w:sz w:val="16"/>
+              </w:rPr>
+              <w:t>Known flaws of the original notebook.</w:t>
+            </w:r>
+          </w:p>
+        </w:tc>
+      </w:tr>
+      <w:tr>
+        <w:tc>
+          <w:tcPr>
+            <w:tcW w:type="dxa" w:w="5040"/>
+          </w:tcPr>
+          <w:p>
+            <w:pPr>
+              <w:spacing w:after="20"/>
+            </w:pPr>
+            <w:r/>
+            <w:r>
+              <w:rPr>
+                <w:rFonts w:ascii="Aptos" w:hAnsi="Aptos"/>
+                <w:b w:val="0"/>
+                <w:sz w:val="16"/>
+              </w:rPr>
               <w:t>artifacts/</w:t>
             </w:r>
           </w:p>
@@ -6587,7 +6984,7 @@
                 <w:b w:val="0"/>
                 <w:sz w:val="16"/>
               </w:rPr>
-              <w:t>Saved champion model and training metrics.</w:t>
+              <w:t>Generated by train.py; not committed.</w:t>
             </w:r>
           </w:p>
         </w:tc>
@@ -6627,7 +7024,7 @@
                 <w:b w:val="0"/>
                 <w:sz w:val="16"/>
               </w:rPr>
-              <w:t>Focused unit and API regression tests.</w:t>
+              <w:t>167 unit, API, governance and end-to-end tests.</w:t>
             </w:r>
           </w:p>
         </w:tc>
@@ -6667,7 +7064,7 @@
                 <w:b w:val="0"/>
                 <w:sz w:val="16"/>
               </w:rPr>
-              <w:t>GitHub Actions test/lint workflow.</w:t>
+              <w:t>Lint, tests, pipeline smoke test, Docker smoke test.</w:t>
             </w:r>
           </w:p>
         </w:tc>
@@ -6707,7 +7104,7 @@
                 <w:b w:val="0"/>
                 <w:sz w:val="16"/>
               </w:rPr>
-              <w:t>Container image build and API command.</w:t>
+              <w:t>Non-root image that trains the demo model; HEALTHCHECK.</w:t>
             </w:r>
           </w:p>
         </w:tc>
@@ -6747,7 +7144,7 @@
                 <w:b w:val="0"/>
                 <w:sz w:val="16"/>
               </w:rPr>
-              <w:t>Local API service with artifact volume and health check.</w:t>
+              <w:t>API service with a persistent audit-trail volume.</w:t>
             </w:r>
           </w:p>
         </w:tc>
@@ -6827,7 +7224,7 @@
                 <w:b w:val="0"/>
                 <w:sz w:val="16"/>
               </w:rPr>
-              <w:t>Routes *.csv files through Git LFS. There is no .gitignore yet.</w:t>
+              <w:t>Git LFS for loan_data_2015.csv only; .gitignore excludes generated files.</w:t>
             </w:r>
           </w:p>
         </w:tc>
@@ -6868,6 +7265,46 @@
                 <w:sz w:val="16"/>
               </w:rPr>
               <w:t>Windows launcher: set up, train, validate, serve and smoke-test.</w:t>
+            </w:r>
+          </w:p>
+        </w:tc>
+      </w:tr>
+      <w:tr>
+        <w:tc>
+          <w:tcPr>
+            <w:tcW w:type="dxa" w:w="5040"/>
+          </w:tcPr>
+          <w:p>
+            <w:pPr>
+              <w:spacing w:after="20"/>
+            </w:pPr>
+            <w:r/>
+            <w:r>
+              <w:rPr>
+                <w:rFonts w:ascii="Aptos" w:hAnsi="Aptos"/>
+                <w:b w:val="0"/>
+                <w:sz w:val="16"/>
+              </w:rPr>
+              <w:t>docs/, scripts/</w:t>
+            </w:r>
+          </w:p>
+        </w:tc>
+        <w:tc>
+          <w:tcPr>
+            <w:tcW w:type="dxa" w:w="5040"/>
+          </w:tcPr>
+          <w:p>
+            <w:pPr>
+              <w:spacing w:after="20"/>
+            </w:pPr>
+            <w:r/>
+            <w:r>
+              <w:rPr>
+                <w:rFonts w:ascii="Aptos" w:hAnsi="Aptos"/>
+                <w:b w:val="0"/>
+                <w:sz w:val="16"/>
+              </w:rPr>
+              <w:t>Governance, audit, monitoring, CI/CD and data docs; synthetic data and smoke-test scripts.</w:t>
             </w:r>
           </w:p>
         </w:tc>
@@ -6942,7 +7379,7 @@
         <w:spacing w:after="40"/>
       </w:pPr>
       <w:r>
-        <w:t>Run pytest and Ruff, then expand tests for missing data, unexpected features, date leakage, class imbalance, and invalid probability inputs.</w:t>
+        <w:t>Run pytest and Ruff, then read tests/test_pipelines_e2e.py to see the whole lifecycle in one place.</w:t>
       </w:r>
     </w:p>
     <w:p>
@@ -6964,12 +7401,12 @@
     </w:p>
     <w:p>
       <w:r>
-        <w:t>The repository is best viewed as a clean starting architecture for a credit-risk model-validation project. Its strongest value is separation of concerns and a repeatable skeleton for common validation tasks. Its current limitations are equally important: the bundled loan data is not yet connected to the pipelines; some modules are illustrative utilities rather than a complete validated methodology; production controls are not implemented; and regulatory compliance cannot be inferred from the presence of metrics or report templates.</w:t>
+        <w:t>The repository is best viewed as a working demonstration of a credit-risk model-validation workflow: held-out validation evidence, a gated scoring API, a tamper-evident audit trail and monitoring with real exit codes. Its limitations are equally important: evidence is synthetic or from a biased real-data sample; the champion's recorded approval is not backed by an independent validation; production security is not implemented; and regulatory compliance cannot be inferred from the presence of metrics or report templates.</w:t>
       </w:r>
     </w:p>
     <w:p>
       <w:r>
-        <w:t>For a credible portfolio or interview demonstration, train on the bundled LendingClub data (after confirming its licence) with a documented target definition, a reproducible independent validation split, a completed report with interpreted findings, tests around model and data failure modes, and a clear explanation of what the model does not establish.</w:t>
+        <w:t>For a credible portfolio or interview demonstration, complete the validator sections of the generated report, align the inventory status with the evidence, and explain what the real-data run does and does not establish.</w:t>
       </w:r>
     </w:p>
     <w:sectPr>
